--- a/docs/qa/TestExecutionGuide.docx
+++ b/docs/qa/TestExecutionGuide.docx
@@ -186,7 +186,7 @@
                 <w:b w:val="false"/>
                 <w:bCs w:val="false"/>
               </w:rPr>
-              <w:t xml:space="preserve">Alias của vitest run — chạy toàn bộ 529 test trong tests/unit/ 1 lần, dùng cho CI.</w:t>
+              <w:t xml:space="preserve">Alias của vitest run — chạy toàn bộ 470 test trong tests/unit/ 1 lần, dùng cho CI.</w:t>
             </w:r>
           </w:p>
         </w:tc>
@@ -497,7 +497,7 @@
         <w:jc w:val="both"/>
       </w:pPr>
       <w:r>
-        <w:t xml:space="preserve">63 file, 529 test — mỗi file gom theo 1 feature/nhóm scenario liên quan (đánh số theo đúng ID trong SU26SE102-GSU26SE52_QA_TestCases.xlsx), không theo kiểu 1-file-1-scenario. Muốn xem chi tiết từng test case (mô tả, assertion, dòng code) thì mở thẳng file tương ứng trong tests/unit/ — comment đầu file luôn ghi rõ component/service được test dựa trên ("Grounded in ...") và sheet Excel tương ứng.</w:t>
+        <w:t xml:space="preserve">62 file, 470 test — mỗi file gom theo 1 feature/nhóm scenario liên quan (đánh số theo đúng ID trong SU26SE102-GSU26SE52_QA_TestCases.xlsx), không theo kiểu 1-file-1-scenario. Muốn xem chi tiết từng test case (mô tả, assertion, dòng code) thì mở thẳng file tương ứng trong tests/unit/ — comment đầu file luôn ghi rõ component/service được test dựa trên ("Grounded in ...") và sheet Excel tương ứng.</w:t>
       </w:r>
     </w:p>
     <w:tbl>
@@ -575,6 +575,50 @@
                 <w:b w:val="false"/>
                 <w:bCs w:val="false"/>
               </w:rPr>
+              <w:t xml:space="preserve">achievement-grid.test.tsx</w:t>
+            </w:r>
+          </w:p>
+        </w:tc>
+        <w:tc>
+          <w:tcPr>
+            <w:tcW w:type="pct" w:w="10%"/>
+          </w:tcPr>
+          <w:p>
+            <w:r>
+              <w:rPr>
+                <w:b w:val="false"/>
+                <w:bCs w:val="false"/>
+              </w:rPr>
+              <w:t xml:space="preserve">5</w:t>
+            </w:r>
+          </w:p>
+        </w:tc>
+        <w:tc>
+          <w:tcPr>
+            <w:tcW w:type="pct" w:w="62%"/>
+          </w:tcPr>
+          <w:p>
+            <w:r>
+              <w:rPr>
+                <w:b w:val="false"/>
+                <w:bCs w:val="false"/>
+              </w:rPr>
+              <w:t xml:space="preserve">Gamification — lưới thành tích (bản đầy đủ và bản thu gọn): lọc, trạng thái rỗng, thử lại, thứ tự sắp xếp</w:t>
+            </w:r>
+          </w:p>
+        </w:tc>
+      </w:tr>
+      <w:tr>
+        <w:tc>
+          <w:tcPr>
+            <w:tcW w:type="pct" w:w="28%"/>
+          </w:tcPr>
+          <w:p>
+            <w:r>
+              <w:rPr>
+                <w:b w:val="false"/>
+                <w:bCs w:val="false"/>
+              </w:rPr>
               <w:t xml:space="preserve">admin-access-control.test.tsx</w:t>
             </w:r>
           </w:p>
@@ -619,6 +663,182 @@
                 <w:b w:val="false"/>
                 <w:bCs w:val="false"/>
               </w:rPr>
+              <w:t xml:space="preserve">admin-ai-config.test.tsx</w:t>
+            </w:r>
+          </w:p>
+        </w:tc>
+        <w:tc>
+          <w:tcPr>
+            <w:tcW w:type="pct" w:w="10%"/>
+          </w:tcPr>
+          <w:p>
+            <w:r>
+              <w:rPr>
+                <w:b w:val="false"/>
+                <w:bCs w:val="false"/>
+              </w:rPr>
+              <w:t xml:space="preserve">5</w:t>
+            </w:r>
+          </w:p>
+        </w:tc>
+        <w:tc>
+          <w:tcPr>
+            <w:tcW w:type="pct" w:w="62%"/>
+          </w:tcPr>
+          <w:p>
+            <w:r>
+              <w:rPr>
+                <w:b w:val="false"/>
+                <w:bCs w:val="false"/>
+              </w:rPr>
+              <w:t xml:space="preserve">Admin — trang cấu hình AI/RAG: đổi provider LLM, kết nối chat, tham số model, lưu</w:t>
+            </w:r>
+          </w:p>
+        </w:tc>
+      </w:tr>
+      <w:tr>
+        <w:tc>
+          <w:tcPr>
+            <w:tcW w:type="pct" w:w="28%"/>
+          </w:tcPr>
+          <w:p>
+            <w:r>
+              <w:rPr>
+                <w:b w:val="false"/>
+                <w:bCs w:val="false"/>
+              </w:rPr>
+              <w:t xml:space="preserve">admin-companies.test.tsx</w:t>
+            </w:r>
+          </w:p>
+        </w:tc>
+        <w:tc>
+          <w:tcPr>
+            <w:tcW w:type="pct" w:w="10%"/>
+          </w:tcPr>
+          <w:p>
+            <w:r>
+              <w:rPr>
+                <w:b w:val="false"/>
+                <w:bCs w:val="false"/>
+              </w:rPr>
+              <w:t xml:space="preserve">7</w:t>
+            </w:r>
+          </w:p>
+        </w:tc>
+        <w:tc>
+          <w:tcPr>
+            <w:tcW w:type="pct" w:w="62%"/>
+          </w:tcPr>
+          <w:p>
+            <w:r>
+              <w:rPr>
+                <w:b w:val="false"/>
+                <w:bCs w:val="false"/>
+              </w:rPr>
+              <w:t xml:space="preserve">Admin — quản lý công ty: tìm kiếm, tạo đơn lẻ/hàng loạt, sửa, xoá</w:t>
+            </w:r>
+          </w:p>
+        </w:tc>
+      </w:tr>
+      <w:tr>
+        <w:tc>
+          <w:tcPr>
+            <w:tcW w:type="pct" w:w="28%"/>
+          </w:tcPr>
+          <w:p>
+            <w:r>
+              <w:rPr>
+                <w:b w:val="false"/>
+                <w:bCs w:val="false"/>
+              </w:rPr>
+              <w:t xml:space="preserve">admin-dashboard.test.tsx</w:t>
+            </w:r>
+          </w:p>
+        </w:tc>
+        <w:tc>
+          <w:tcPr>
+            <w:tcW w:type="pct" w:w="10%"/>
+          </w:tcPr>
+          <w:p>
+            <w:r>
+              <w:rPr>
+                <w:b w:val="false"/>
+                <w:bCs w:val="false"/>
+              </w:rPr>
+              <w:t xml:space="preserve">6</w:t>
+            </w:r>
+          </w:p>
+        </w:tc>
+        <w:tc>
+          <w:tcPr>
+            <w:tcW w:type="pct" w:w="62%"/>
+          </w:tcPr>
+          <w:p>
+            <w:r>
+              <w:rPr>
+                <w:b w:val="false"/>
+                <w:bCs w:val="false"/>
+              </w:rPr>
+              <w:t xml:space="preserve">Admin — dashboard: KPI, user đăng ký gần đây, cảnh báo nền tảng, lỗi tải và thử lại</w:t>
+            </w:r>
+          </w:p>
+        </w:tc>
+      </w:tr>
+      <w:tr>
+        <w:tc>
+          <w:tcPr>
+            <w:tcW w:type="pct" w:w="28%"/>
+          </w:tcPr>
+          <w:p>
+            <w:r>
+              <w:rPr>
+                <w:b w:val="false"/>
+                <w:bCs w:val="false"/>
+              </w:rPr>
+              <w:t xml:space="preserve">admin-knowledge.test.tsx</w:t>
+            </w:r>
+          </w:p>
+        </w:tc>
+        <w:tc>
+          <w:tcPr>
+            <w:tcW w:type="pct" w:w="10%"/>
+          </w:tcPr>
+          <w:p>
+            <w:r>
+              <w:rPr>
+                <w:b w:val="false"/>
+                <w:bCs w:val="false"/>
+              </w:rPr>
+              <w:t xml:space="preserve">2</w:t>
+            </w:r>
+          </w:p>
+        </w:tc>
+        <w:tc>
+          <w:tcPr>
+            <w:tcW w:type="pct" w:w="62%"/>
+          </w:tcPr>
+          <w:p>
+            <w:r>
+              <w:rPr>
+                <w:b w:val="false"/>
+                <w:bCs w:val="false"/>
+              </w:rPr>
+              <w:t xml:space="preserve">Admin — trang tài liệu kiến thức: nối KnowledgePageContent với service phạm vi admin</w:t>
+            </w:r>
+          </w:p>
+        </w:tc>
+      </w:tr>
+      <w:tr>
+        <w:tc>
+          <w:tcPr>
+            <w:tcW w:type="pct" w:w="28%"/>
+          </w:tcPr>
+          <w:p>
+            <w:r>
+              <w:rPr>
+                <w:b w:val="false"/>
+                <w:bCs w:val="false"/>
+              </w:rPr>
               <w:t xml:space="preserve">admin-manage-users.test.tsx</w:t>
             </w:r>
           </w:p>
@@ -663,6 +883,138 @@
                 <w:b w:val="false"/>
                 <w:bCs w:val="false"/>
               </w:rPr>
+              <w:t xml:space="preserve">admin-marketplace.test.tsx</w:t>
+            </w:r>
+          </w:p>
+        </w:tc>
+        <w:tc>
+          <w:tcPr>
+            <w:tcW w:type="pct" w:w="10%"/>
+          </w:tcPr>
+          <w:p>
+            <w:r>
+              <w:rPr>
+                <w:b w:val="false"/>
+                <w:bCs w:val="false"/>
+              </w:rPr>
+              <w:t xml:space="preserve">6</w:t>
+            </w:r>
+          </w:p>
+        </w:tc>
+        <w:tc>
+          <w:tcPr>
+            <w:tcW w:type="pct" w:w="62%"/>
+          </w:tcPr>
+          <w:p>
+            <w:r>
+              <w:rPr>
+                <w:b w:val="false"/>
+                <w:bCs w:val="false"/>
+              </w:rPr>
+              <w:t xml:space="preserve">Admin — quản lý marketplace: duyệt bộ đã publish, tìm/sắp xếp, ghim/bỏ ghim, panel chi tiết</w:t>
+            </w:r>
+          </w:p>
+        </w:tc>
+      </w:tr>
+      <w:tr>
+        <w:tc>
+          <w:tcPr>
+            <w:tcW w:type="pct" w:w="28%"/>
+          </w:tcPr>
+          <w:p>
+            <w:r>
+              <w:rPr>
+                <w:b w:val="false"/>
+                <w:bCs w:val="false"/>
+              </w:rPr>
+              <w:t xml:space="preserve">admin-plans.test.tsx</w:t>
+            </w:r>
+          </w:p>
+        </w:tc>
+        <w:tc>
+          <w:tcPr>
+            <w:tcW w:type="pct" w:w="10%"/>
+          </w:tcPr>
+          <w:p>
+            <w:r>
+              <w:rPr>
+                <w:b w:val="false"/>
+                <w:bCs w:val="false"/>
+              </w:rPr>
+              <w:t xml:space="preserve">5</w:t>
+            </w:r>
+          </w:p>
+        </w:tc>
+        <w:tc>
+          <w:tcPr>
+            <w:tcW w:type="pct" w:w="62%"/>
+          </w:tcPr>
+          <w:p>
+            <w:r>
+              <w:rPr>
+                <w:b w:val="false"/>
+                <w:bCs w:val="false"/>
+              </w:rPr>
+              <w:t xml:space="preserve">Admin — chỉnh sửa gói subscription: giá, giới hạn theo gói, lưu</w:t>
+            </w:r>
+          </w:p>
+        </w:tc>
+      </w:tr>
+      <w:tr>
+        <w:tc>
+          <w:tcPr>
+            <w:tcW w:type="pct" w:w="28%"/>
+          </w:tcPr>
+          <w:p>
+            <w:r>
+              <w:rPr>
+                <w:b w:val="false"/>
+                <w:bCs w:val="false"/>
+              </w:rPr>
+              <w:t xml:space="preserve">admin-platform-settings.test.tsx</w:t>
+            </w:r>
+          </w:p>
+        </w:tc>
+        <w:tc>
+          <w:tcPr>
+            <w:tcW w:type="pct" w:w="10%"/>
+          </w:tcPr>
+          <w:p>
+            <w:r>
+              <w:rPr>
+                <w:b w:val="false"/>
+                <w:bCs w:val="false"/>
+              </w:rPr>
+              <w:t xml:space="preserve">8</w:t>
+            </w:r>
+          </w:p>
+        </w:tc>
+        <w:tc>
+          <w:tcPr>
+            <w:tcW w:type="pct" w:w="62%"/>
+          </w:tcPr>
+          <w:p>
+            <w:r>
+              <w:rPr>
+                <w:b w:val="false"/>
+                <w:bCs w:val="false"/>
+              </w:rPr>
+              <w:t xml:space="preserve">Admin — cài đặt nền tảng (tab General/Permissions/Notifications), các nút Coming soon</w:t>
+            </w:r>
+          </w:p>
+        </w:tc>
+      </w:tr>
+      <w:tr>
+        <w:tc>
+          <w:tcPr>
+            <w:tcW w:type="pct" w:w="28%"/>
+          </w:tcPr>
+          <w:p>
+            <w:r>
+              <w:rPr>
+                <w:b w:val="false"/>
+                <w:bCs w:val="false"/>
+              </w:rPr>
               <w:t xml:space="preserve">auth-interceptor.test.ts</w:t>
             </w:r>
           </w:p>
@@ -721,21 +1073,109 @@
                 <w:b w:val="false"/>
                 <w:bCs w:val="false"/>
               </w:rPr>
-              <w:t xml:space="preserve">40</w:t>
-            </w:r>
-          </w:p>
-        </w:tc>
-        <w:tc>
-          <w:tcPr>
-            <w:tcW w:type="pct" w:w="62%"/>
-          </w:tcPr>
-          <w:p>
-            <w:r>
-              <w:rPr>
-                <w:b w:val="false"/>
-                <w:bCs w:val="false"/>
-              </w:rPr>
-              <w:t xml:space="preserve">Hàm thuần: validateAvatarFile, computeStreakDays, skill-labels, company-visual, admin-user-display, pill.tsx helpers</w:t>
+              <w:t xml:space="preserve">30</w:t>
+            </w:r>
+          </w:p>
+        </w:tc>
+        <w:tc>
+          <w:tcPr>
+            <w:tcW w:type="pct" w:w="62%"/>
+          </w:tcPr>
+          <w:p>
+            <w:r>
+              <w:rPr>
+                <w:b w:val="false"/>
+                <w:bCs w:val="false"/>
+              </w:rPr>
+              <w:t xml:space="preserve">Hàm thuần: computeStreakDays, skill-labels, company-visual, admin-user-display, pill.tsx helpers</w:t>
+            </w:r>
+          </w:p>
+        </w:tc>
+      </w:tr>
+      <w:tr>
+        <w:tc>
+          <w:tcPr>
+            <w:tcW w:type="pct" w:w="28%"/>
+          </w:tcPr>
+          <w:p>
+            <w:r>
+              <w:rPr>
+                <w:b w:val="false"/>
+                <w:bCs w:val="false"/>
+              </w:rPr>
+              <w:t xml:space="preserve">candidate-billing.test.tsx</w:t>
+            </w:r>
+          </w:p>
+        </w:tc>
+        <w:tc>
+          <w:tcPr>
+            <w:tcW w:type="pct" w:w="10%"/>
+          </w:tcPr>
+          <w:p>
+            <w:r>
+              <w:rPr>
+                <w:b w:val="false"/>
+                <w:bCs w:val="false"/>
+              </w:rPr>
+              <w:t xml:space="preserve">10</w:t>
+            </w:r>
+          </w:p>
+        </w:tc>
+        <w:tc>
+          <w:tcPr>
+            <w:tcW w:type="pct" w:w="62%"/>
+          </w:tcPr>
+          <w:p>
+            <w:r>
+              <w:rPr>
+                <w:b w:val="false"/>
+                <w:bCs w:val="false"/>
+              </w:rPr>
+              <w:t xml:space="preserve">Candidate — thanh toán: gói hiện tại, usage, lịch sử và tải hoá đơn, nâng cấp, huỷ về Free</w:t>
+            </w:r>
+          </w:p>
+        </w:tc>
+      </w:tr>
+      <w:tr>
+        <w:tc>
+          <w:tcPr>
+            <w:tcW w:type="pct" w:w="28%"/>
+          </w:tcPr>
+          <w:p>
+            <w:r>
+              <w:rPr>
+                <w:b w:val="false"/>
+                <w:bCs w:val="false"/>
+              </w:rPr>
+              <w:t xml:space="preserve">candidate-dashboard.test.tsx</w:t>
+            </w:r>
+          </w:p>
+        </w:tc>
+        <w:tc>
+          <w:tcPr>
+            <w:tcW w:type="pct" w:w="10%"/>
+          </w:tcPr>
+          <w:p>
+            <w:r>
+              <w:rPr>
+                <w:b w:val="false"/>
+                <w:bCs w:val="false"/>
+              </w:rPr>
+              <w:t xml:space="preserve">6</w:t>
+            </w:r>
+          </w:p>
+        </w:tc>
+        <w:tc>
+          <w:tcPr>
+            <w:tcW w:type="pct" w:w="62%"/>
+          </w:tcPr>
+          <w:p>
+            <w:r>
+              <w:rPr>
+                <w:b w:val="false"/>
+                <w:bCs w:val="false"/>
+              </w:rPr>
+              <w:t xml:space="preserve">Candidate — dashboard: KPI, phiên gần đây, trạng thái rỗng, bộ câu hỏi gợi ý</w:t>
             </w:r>
           </w:p>
         </w:tc>
@@ -795,6 +1235,226 @@
                 <w:b w:val="false"/>
                 <w:bCs w:val="false"/>
               </w:rPr>
+              <w:t xml:space="preserve">candidate-profile.test.tsx</w:t>
+            </w:r>
+          </w:p>
+        </w:tc>
+        <w:tc>
+          <w:tcPr>
+            <w:tcW w:type="pct" w:w="10%"/>
+          </w:tcPr>
+          <w:p>
+            <w:r>
+              <w:rPr>
+                <w:b w:val="false"/>
+                <w:bCs w:val="false"/>
+              </w:rPr>
+              <w:t xml:space="preserve">7</w:t>
+            </w:r>
+          </w:p>
+        </w:tc>
+        <w:tc>
+          <w:tcPr>
+            <w:tcW w:type="pct" w:w="62%"/>
+          </w:tcPr>
+          <w:p>
+            <w:r>
+              <w:rPr>
+                <w:b w:val="false"/>
+                <w:bCs w:val="false"/>
+              </w:rPr>
+              <w:t xml:space="preserve">Candidate — hồ sơ: xem/sửa, kiểm tra URL LinkedIn, kỹ năng, quản lý CV</w:t>
+            </w:r>
+          </w:p>
+        </w:tc>
+      </w:tr>
+      <w:tr>
+        <w:tc>
+          <w:tcPr>
+            <w:tcW w:type="pct" w:w="28%"/>
+          </w:tcPr>
+          <w:p>
+            <w:r>
+              <w:rPr>
+                <w:b w:val="false"/>
+                <w:bCs w:val="false"/>
+              </w:rPr>
+              <w:t xml:space="preserve">candidate-settings.test.tsx</w:t>
+            </w:r>
+          </w:p>
+        </w:tc>
+        <w:tc>
+          <w:tcPr>
+            <w:tcW w:type="pct" w:w="10%"/>
+          </w:tcPr>
+          <w:p>
+            <w:r>
+              <w:rPr>
+                <w:b w:val="false"/>
+                <w:bCs w:val="false"/>
+              </w:rPr>
+              <w:t xml:space="preserve">7</w:t>
+            </w:r>
+          </w:p>
+        </w:tc>
+        <w:tc>
+          <w:tcPr>
+            <w:tcW w:type="pct" w:w="62%"/>
+          </w:tcPr>
+          <w:p>
+            <w:r>
+              <w:rPr>
+                <w:b w:val="false"/>
+                <w:bCs w:val="false"/>
+              </w:rPr>
+              <w:t xml:space="preserve">Candidate — trang Settings: điều hướng tab (?tab=), tab General, tab Privacy</w:t>
+            </w:r>
+          </w:p>
+        </w:tc>
+      </w:tr>
+      <w:tr>
+        <w:tc>
+          <w:tcPr>
+            <w:tcW w:type="pct" w:w="28%"/>
+          </w:tcPr>
+          <w:p>
+            <w:r>
+              <w:rPr>
+                <w:b w:val="false"/>
+                <w:bCs w:val="false"/>
+              </w:rPr>
+              <w:t xml:space="preserve">candidate-subscription-context.test.tsx</w:t>
+            </w:r>
+          </w:p>
+        </w:tc>
+        <w:tc>
+          <w:tcPr>
+            <w:tcW w:type="pct" w:w="10%"/>
+          </w:tcPr>
+          <w:p>
+            <w:r>
+              <w:rPr>
+                <w:b w:val="false"/>
+                <w:bCs w:val="false"/>
+              </w:rPr>
+              <w:t xml:space="preserve">4</w:t>
+            </w:r>
+          </w:p>
+        </w:tc>
+        <w:tc>
+          <w:tcPr>
+            <w:tcW w:type="pct" w:w="62%"/>
+          </w:tcPr>
+          <w:p>
+            <w:r>
+              <w:rPr>
+                <w:b w:val="false"/>
+                <w:bCs w:val="false"/>
+              </w:rPr>
+              <w:t xml:space="preserve">P0 — cache gói cước chỉ dùng khi đúng user id (máy dùng chung)</w:t>
+            </w:r>
+          </w:p>
+        </w:tc>
+      </w:tr>
+      <w:tr>
+        <w:tc>
+          <w:tcPr>
+            <w:tcW w:type="pct" w:w="28%"/>
+          </w:tcPr>
+          <w:p>
+            <w:r>
+              <w:rPr>
+                <w:b w:val="false"/>
+                <w:bCs w:val="false"/>
+              </w:rPr>
+              <w:t xml:space="preserve">candidate-upgrade-modal.test.tsx</w:t>
+            </w:r>
+          </w:p>
+        </w:tc>
+        <w:tc>
+          <w:tcPr>
+            <w:tcW w:type="pct" w:w="10%"/>
+          </w:tcPr>
+          <w:p>
+            <w:r>
+              <w:rPr>
+                <w:b w:val="false"/>
+                <w:bCs w:val="false"/>
+              </w:rPr>
+              <w:t xml:space="preserve">2</w:t>
+            </w:r>
+          </w:p>
+        </w:tc>
+        <w:tc>
+          <w:tcPr>
+            <w:tcW w:type="pct" w:w="62%"/>
+          </w:tcPr>
+          <w:p>
+            <w:r>
+              <w:rPr>
+                <w:b w:val="false"/>
+                <w:bCs w:val="false"/>
+              </w:rPr>
+              <w:t xml:space="preserve">P1 — UpgradeModal thử lại việc làm mới dữ liệu sau khi thanh toán</w:t>
+            </w:r>
+          </w:p>
+        </w:tc>
+      </w:tr>
+      <w:tr>
+        <w:tc>
+          <w:tcPr>
+            <w:tcW w:type="pct" w:w="28%"/>
+          </w:tcPr>
+          <w:p>
+            <w:r>
+              <w:rPr>
+                <w:b w:val="false"/>
+                <w:bCs w:val="false"/>
+              </w:rPr>
+              <w:t xml:space="preserve">daily-goal-settings.test.tsx</w:t>
+            </w:r>
+          </w:p>
+        </w:tc>
+        <w:tc>
+          <w:tcPr>
+            <w:tcW w:type="pct" w:w="10%"/>
+          </w:tcPr>
+          <w:p>
+            <w:r>
+              <w:rPr>
+                <w:b w:val="false"/>
+                <w:bCs w:val="false"/>
+              </w:rPr>
+              <w:t xml:space="preserve">5</w:t>
+            </w:r>
+          </w:p>
+        </w:tc>
+        <w:tc>
+          <w:tcPr>
+            <w:tcW w:type="pct" w:w="62%"/>
+          </w:tcPr>
+          <w:p>
+            <w:r>
+              <w:rPr>
+                <w:b w:val="false"/>
+                <w:bCs w:val="false"/>
+              </w:rPr>
+              <w:t xml:space="preserve">Gamification — chọn mục tiêu XP mỗi ngày</w:t>
+            </w:r>
+          </w:p>
+        </w:tc>
+      </w:tr>
+      <w:tr>
+        <w:tc>
+          <w:tcPr>
+            <w:tcW w:type="pct" w:w="28%"/>
+          </w:tcPr>
+          <w:p>
+            <w:r>
+              <w:rPr>
+                <w:b w:val="false"/>
+                <w:bCs w:val="false"/>
+              </w:rPr>
               <w:t xml:space="preserve">error-interceptor.test.ts</w:t>
             </w:r>
           </w:p>
@@ -839,6 +1499,50 @@
                 <w:b w:val="false"/>
                 <w:bCs w:val="false"/>
               </w:rPr>
+              <w:t xml:space="preserve">feedback-result-client.test.tsx</w:t>
+            </w:r>
+          </w:p>
+        </w:tc>
+        <w:tc>
+          <w:tcPr>
+            <w:tcW w:type="pct" w:w="10%"/>
+          </w:tcPr>
+          <w:p>
+            <w:r>
+              <w:rPr>
+                <w:b w:val="false"/>
+                <w:bCs w:val="false"/>
+              </w:rPr>
+              <w:t xml:space="preserve">4</w:t>
+            </w:r>
+          </w:p>
+        </w:tc>
+        <w:tc>
+          <w:tcPr>
+            <w:tcW w:type="pct" w:w="62%"/>
+          </w:tcPr>
+          <w:p>
+            <w:r>
+              <w:rPr>
+                <w:b w:val="false"/>
+                <w:bCs w:val="false"/>
+              </w:rPr>
+              <w:t xml:space="preserve">Candidate — polling điểm trên trang kết quả: hết lượt chờ, thử lại</w:t>
+            </w:r>
+          </w:p>
+        </w:tc>
+      </w:tr>
+      <w:tr>
+        <w:tc>
+          <w:tcPr>
+            <w:tcW w:type="pct" w:w="28%"/>
+          </w:tcPr>
+          <w:p>
+            <w:r>
+              <w:rPr>
+                <w:b w:val="false"/>
+                <w:bCs w:val="false"/>
+              </w:rPr>
               <w:t xml:space="preserve">forgot-reset-password.test.tsx</w:t>
             </w:r>
           </w:p>
@@ -853,6 +1557,402 @@
                 <w:b w:val="false"/>
                 <w:bCs w:val="false"/>
               </w:rPr>
+              <w:t xml:space="preserve">10</w:t>
+            </w:r>
+          </w:p>
+        </w:tc>
+        <w:tc>
+          <w:tcPr>
+            <w:tcW w:type="pct" w:w="62%"/>
+          </w:tcPr>
+          <w:p>
+            <w:r>
+              <w:rPr>
+                <w:b w:val="false"/>
+                <w:bCs w:val="false"/>
+              </w:rPr>
+              <w:t xml:space="preserve">AUTH005 — quên mật khẩu &amp; đặt lại mật khẩu</w:t>
+            </w:r>
+          </w:p>
+        </w:tc>
+      </w:tr>
+      <w:tr>
+        <w:tc>
+          <w:tcPr>
+            <w:tcW w:type="pct" w:w="28%"/>
+          </w:tcPr>
+          <w:p>
+            <w:r>
+              <w:rPr>
+                <w:b w:val="false"/>
+                <w:bCs w:val="false"/>
+              </w:rPr>
+              <w:t xml:space="preserve">gamification-and-history-utils.test.ts</w:t>
+            </w:r>
+          </w:p>
+        </w:tc>
+        <w:tc>
+          <w:tcPr>
+            <w:tcW w:type="pct" w:w="10%"/>
+          </w:tcPr>
+          <w:p>
+            <w:r>
+              <w:rPr>
+                <w:b w:val="false"/>
+                <w:bCs w:val="false"/>
+              </w:rPr>
+              <w:t xml:space="preserve">25</w:t>
+            </w:r>
+          </w:p>
+        </w:tc>
+        <w:tc>
+          <w:tcPr>
+            <w:tcW w:type="pct" w:w="62%"/>
+          </w:tcPr>
+          <w:p>
+            <w:r>
+              <w:rPr>
+                <w:b w:val="false"/>
+                <w:bCs w:val="false"/>
+              </w:rPr>
+              <w:t xml:space="preserve">Hàm thuần: gamification-formatters, timeAgo, login-welcome</w:t>
+            </w:r>
+          </w:p>
+        </w:tc>
+      </w:tr>
+      <w:tr>
+        <w:tc>
+          <w:tcPr>
+            <w:tcW w:type="pct" w:w="28%"/>
+          </w:tcPr>
+          <w:p>
+            <w:r>
+              <w:rPr>
+                <w:b w:val="false"/>
+                <w:bCs w:val="false"/>
+              </w:rPr>
+              <w:t xml:space="preserve">gamification-progress-card.test.tsx</w:t>
+            </w:r>
+          </w:p>
+        </w:tc>
+        <w:tc>
+          <w:tcPr>
+            <w:tcW w:type="pct" w:w="10%"/>
+          </w:tcPr>
+          <w:p>
+            <w:r>
+              <w:rPr>
+                <w:b w:val="false"/>
+                <w:bCs w:val="false"/>
+              </w:rPr>
+              <w:t xml:space="preserve">5</w:t>
+            </w:r>
+          </w:p>
+        </w:tc>
+        <w:tc>
+          <w:tcPr>
+            <w:tcW w:type="pct" w:w="62%"/>
+          </w:tcPr>
+          <w:p>
+            <w:r>
+              <w:rPr>
+                <w:b w:val="false"/>
+                <w:bCs w:val="false"/>
+              </w:rPr>
+              <w:t xml:space="preserve">Gamification — thẻ XP, level, streak và mục tiêu ngày</w:t>
+            </w:r>
+          </w:p>
+        </w:tc>
+      </w:tr>
+      <w:tr>
+        <w:tc>
+          <w:tcPr>
+            <w:tcW w:type="pct" w:w="28%"/>
+          </w:tcPr>
+          <w:p>
+            <w:r>
+              <w:rPr>
+                <w:b w:val="false"/>
+                <w:bCs w:val="false"/>
+              </w:rPr>
+              <w:t xml:space="preserve">history-published-set.test.tsx</w:t>
+            </w:r>
+          </w:p>
+        </w:tc>
+        <w:tc>
+          <w:tcPr>
+            <w:tcW w:type="pct" w:w="10%"/>
+          </w:tcPr>
+          <w:p>
+            <w:r>
+              <w:rPr>
+                <w:b w:val="false"/>
+                <w:bCs w:val="false"/>
+              </w:rPr>
+              <w:t xml:space="preserve">3</w:t>
+            </w:r>
+          </w:p>
+        </w:tc>
+        <w:tc>
+          <w:tcPr>
+            <w:tcW w:type="pct" w:w="62%"/>
+          </w:tcPr>
+          <w:p>
+            <w:r>
+              <w:rPr>
+                <w:b w:val="false"/>
+                <w:bCs w:val="false"/>
+              </w:rPr>
+              <w:t xml:space="preserve">RAG028 — set đã publish khoá việc sửa câu hỏi</w:t>
+            </w:r>
+          </w:p>
+        </w:tc>
+      </w:tr>
+      <w:tr>
+        <w:tc>
+          <w:tcPr>
+            <w:tcW w:type="pct" w:w="28%"/>
+          </w:tcPr>
+          <w:p>
+            <w:r>
+              <w:rPr>
+                <w:b w:val="false"/>
+                <w:bCs w:val="false"/>
+              </w:rPr>
+              <w:t xml:space="preserve">hr-billing.test.tsx</w:t>
+            </w:r>
+          </w:p>
+        </w:tc>
+        <w:tc>
+          <w:tcPr>
+            <w:tcW w:type="pct" w:w="10%"/>
+          </w:tcPr>
+          <w:p>
+            <w:r>
+              <w:rPr>
+                <w:b w:val="false"/>
+                <w:bCs w:val="false"/>
+              </w:rPr>
+              <w:t xml:space="preserve">9</w:t>
+            </w:r>
+          </w:p>
+        </w:tc>
+        <w:tc>
+          <w:tcPr>
+            <w:tcW w:type="pct" w:w="62%"/>
+          </w:tcPr>
+          <w:p>
+            <w:r>
+              <w:rPr>
+                <w:b w:val="false"/>
+                <w:bCs w:val="false"/>
+              </w:rPr>
+              <w:t xml:space="preserve">HR — gói và thanh toán: gói hiện tại, lịch sử và tải hoá đơn, huỷ về Free (giữ Premium tới hết kỳ)</w:t>
+            </w:r>
+          </w:p>
+        </w:tc>
+      </w:tr>
+      <w:tr>
+        <w:tc>
+          <w:tcPr>
+            <w:tcW w:type="pct" w:w="28%"/>
+          </w:tcPr>
+          <w:p>
+            <w:r>
+              <w:rPr>
+                <w:b w:val="false"/>
+                <w:bCs w:val="false"/>
+              </w:rPr>
+              <w:t xml:space="preserve">hr-dashboard.test.tsx</w:t>
+            </w:r>
+          </w:p>
+        </w:tc>
+        <w:tc>
+          <w:tcPr>
+            <w:tcW w:type="pct" w:w="10%"/>
+          </w:tcPr>
+          <w:p>
+            <w:r>
+              <w:rPr>
+                <w:b w:val="false"/>
+                <w:bCs w:val="false"/>
+              </w:rPr>
+              <w:t xml:space="preserve">6</w:t>
+            </w:r>
+          </w:p>
+        </w:tc>
+        <w:tc>
+          <w:tcPr>
+            <w:tcW w:type="pct" w:w="62%"/>
+          </w:tcPr>
+          <w:p>
+            <w:r>
+              <w:rPr>
+                <w:b w:val="false"/>
+                <w:bCs w:val="false"/>
+              </w:rPr>
+              <w:t xml:space="preserve">HR — dashboard: KPI, phiên gần đây, ứng viên đề xuất, trạng thái rỗng, thử lại</w:t>
+            </w:r>
+          </w:p>
+        </w:tc>
+      </w:tr>
+      <w:tr>
+        <w:tc>
+          <w:tcPr>
+            <w:tcW w:type="pct" w:w="28%"/>
+          </w:tcPr>
+          <w:p>
+            <w:r>
+              <w:rPr>
+                <w:b w:val="false"/>
+                <w:bCs w:val="false"/>
+              </w:rPr>
+              <w:t xml:space="preserve">hr-history.test.tsx</w:t>
+            </w:r>
+          </w:p>
+        </w:tc>
+        <w:tc>
+          <w:tcPr>
+            <w:tcW w:type="pct" w:w="10%"/>
+          </w:tcPr>
+          <w:p>
+            <w:r>
+              <w:rPr>
+                <w:b w:val="false"/>
+                <w:bCs w:val="false"/>
+              </w:rPr>
+              <w:t xml:space="preserve">10</w:t>
+            </w:r>
+          </w:p>
+        </w:tc>
+        <w:tc>
+          <w:tcPr>
+            <w:tcW w:type="pct" w:w="62%"/>
+          </w:tcPr>
+          <w:p>
+            <w:r>
+              <w:rPr>
+                <w:b w:val="false"/>
+                <w:bCs w:val="false"/>
+              </w:rPr>
+              <w:t xml:space="preserve">HR — lịch sử bộ câu hỏi: tìm/lọc, publish/unpublish, bookmark, export, xoá</w:t>
+            </w:r>
+          </w:p>
+        </w:tc>
+      </w:tr>
+      <w:tr>
+        <w:tc>
+          <w:tcPr>
+            <w:tcW w:type="pct" w:w="28%"/>
+          </w:tcPr>
+          <w:p>
+            <w:r>
+              <w:rPr>
+                <w:b w:val="false"/>
+                <w:bCs w:val="false"/>
+              </w:rPr>
+              <w:t xml:space="preserve">hr-knowledge.test.tsx</w:t>
+            </w:r>
+          </w:p>
+        </w:tc>
+        <w:tc>
+          <w:tcPr>
+            <w:tcW w:type="pct" w:w="10%"/>
+          </w:tcPr>
+          <w:p>
+            <w:r>
+              <w:rPr>
+                <w:b w:val="false"/>
+                <w:bCs w:val="false"/>
+              </w:rPr>
+              <w:t xml:space="preserve">6</w:t>
+            </w:r>
+          </w:p>
+        </w:tc>
+        <w:tc>
+          <w:tcPr>
+            <w:tcW w:type="pct" w:w="62%"/>
+          </w:tcPr>
+          <w:p>
+            <w:r>
+              <w:rPr>
+                <w:b w:val="false"/>
+                <w:bCs w:val="false"/>
+              </w:rPr>
+              <w:t xml:space="preserve">HR — tài liệu kiến thức: danh sách, upload (finding giới hạn dung lượng), xoá</w:t>
+            </w:r>
+          </w:p>
+        </w:tc>
+      </w:tr>
+      <w:tr>
+        <w:tc>
+          <w:tcPr>
+            <w:tcW w:type="pct" w:w="28%"/>
+          </w:tcPr>
+          <w:p>
+            <w:r>
+              <w:rPr>
+                <w:b w:val="false"/>
+                <w:bCs w:val="false"/>
+              </w:rPr>
+              <w:t xml:space="preserve">hr-no-role-gate.test.tsx</w:t>
+            </w:r>
+          </w:p>
+        </w:tc>
+        <w:tc>
+          <w:tcPr>
+            <w:tcW w:type="pct" w:w="10%"/>
+          </w:tcPr>
+          <w:p>
+            <w:r>
+              <w:rPr>
+                <w:b w:val="false"/>
+                <w:bCs w:val="false"/>
+              </w:rPr>
+              <w:t xml:space="preserve">1</w:t>
+            </w:r>
+          </w:p>
+        </w:tc>
+        <w:tc>
+          <w:tcPr>
+            <w:tcW w:type="pct" w:w="62%"/>
+          </w:tcPr>
+          <w:p>
+            <w:r>
+              <w:rPr>
+                <w:b w:val="false"/>
+                <w:bCs w:val="false"/>
+              </w:rPr>
+              <w:t xml:space="preserve">RGA008 — route HR không có role gate (finding)</w:t>
+            </w:r>
+          </w:p>
+        </w:tc>
+      </w:tr>
+      <w:tr>
+        <w:tc>
+          <w:tcPr>
+            <w:tcW w:type="pct" w:w="28%"/>
+          </w:tcPr>
+          <w:p>
+            <w:r>
+              <w:rPr>
+                <w:b w:val="false"/>
+                <w:bCs w:val="false"/>
+              </w:rPr>
+              <w:t xml:space="preserve">hr-profile.test.tsx</w:t>
+            </w:r>
+          </w:p>
+        </w:tc>
+        <w:tc>
+          <w:tcPr>
+            <w:tcW w:type="pct" w:w="10%"/>
+          </w:tcPr>
+          <w:p>
+            <w:r>
+              <w:rPr>
+                <w:b w:val="false"/>
+                <w:bCs w:val="false"/>
+              </w:rPr>
               <w:t xml:space="preserve">8</w:t>
             </w:r>
           </w:p>
@@ -867,67 +1967,1035 @@
                 <w:b w:val="false"/>
                 <w:bCs w:val="false"/>
               </w:rPr>
-              <w:t xml:space="preserve">AUTH005 — quên mật khẩu &amp; đặt lại mật khẩu</w:t>
-            </w:r>
-          </w:p>
-        </w:tc>
-      </w:tr>
-      <w:tr>
-        <w:tc>
-          <w:tcPr>
-            <w:tcW w:type="pct" w:w="28%"/>
-          </w:tcPr>
-          <w:p>
-            <w:r>
-              <w:rPr>
-                <w:b w:val="false"/>
-                <w:bCs w:val="false"/>
-              </w:rPr>
-              <w:t xml:space="preserve">gamification-and-history-utils.test.ts</w:t>
-            </w:r>
-          </w:p>
-        </w:tc>
-        <w:tc>
-          <w:tcPr>
-            <w:tcW w:type="pct" w:w="10%"/>
-          </w:tcPr>
-          <w:p>
-            <w:r>
-              <w:rPr>
-                <w:b w:val="false"/>
-                <w:bCs w:val="false"/>
-              </w:rPr>
-              <w:t xml:space="preserve">49</w:t>
-            </w:r>
-          </w:p>
-        </w:tc>
-        <w:tc>
-          <w:tcPr>
-            <w:tcW w:type="pct" w:w="62%"/>
-          </w:tcPr>
-          <w:p>
-            <w:r>
-              <w:rPr>
-                <w:b w:val="false"/>
-                <w:bCs w:val="false"/>
-              </w:rPr>
-              <w:t xml:space="preserve">Hàm thuần: gamification-formatters, timeAgo, login-welcome, local-history</w:t>
-            </w:r>
-          </w:p>
-        </w:tc>
-      </w:tr>
-      <w:tr>
-        <w:tc>
-          <w:tcPr>
-            <w:tcW w:type="pct" w:w="28%"/>
-          </w:tcPr>
-          <w:p>
-            <w:r>
-              <w:rPr>
-                <w:b w:val="false"/>
-                <w:bCs w:val="false"/>
-              </w:rPr>
-              <w:t xml:space="preserve">history-published-set.test.tsx</w:t>
+              <w:t xml:space="preserve">AUTH007 — cập nhật hồ sơ HR</w:t>
+            </w:r>
+          </w:p>
+        </w:tc>
+      </w:tr>
+      <w:tr>
+        <w:tc>
+          <w:tcPr>
+            <w:tcW w:type="pct" w:w="28%"/>
+          </w:tcPr>
+          <w:p>
+            <w:r>
+              <w:rPr>
+                <w:b w:val="false"/>
+                <w:bCs w:val="false"/>
+              </w:rPr>
+              <w:t xml:space="preserve">hr-recommendations.test.tsx</w:t>
+            </w:r>
+          </w:p>
+        </w:tc>
+        <w:tc>
+          <w:tcPr>
+            <w:tcW w:type="pct" w:w="10%"/>
+          </w:tcPr>
+          <w:p>
+            <w:r>
+              <w:rPr>
+                <w:b w:val="false"/>
+                <w:bCs w:val="false"/>
+              </w:rPr>
+              <w:t xml:space="preserve">9</w:t>
+            </w:r>
+          </w:p>
+        </w:tc>
+        <w:tc>
+          <w:tcPr>
+            <w:tcW w:type="pct" w:w="62%"/>
+          </w:tcPr>
+          <w:p>
+            <w:r>
+              <w:rPr>
+                <w:b w:val="false"/>
+                <w:bCs w:val="false"/>
+              </w:rPr>
+              <w:t xml:space="preserve">HR — ứng viên được AI đề xuất: lọc/tìm, shortlist/dismiss, chặn theo trạng thái</w:t>
+            </w:r>
+          </w:p>
+        </w:tc>
+      </w:tr>
+      <w:tr>
+        <w:tc>
+          <w:tcPr>
+            <w:tcW w:type="pct" w:w="28%"/>
+          </w:tcPr>
+          <w:p>
+            <w:r>
+              <w:rPr>
+                <w:b w:val="false"/>
+                <w:bCs w:val="false"/>
+              </w:rPr>
+              <w:t xml:space="preserve">hr-settings-preferences-notifications.test.tsx</w:t>
+            </w:r>
+          </w:p>
+        </w:tc>
+        <w:tc>
+          <w:tcPr>
+            <w:tcW w:type="pct" w:w="10%"/>
+          </w:tcPr>
+          <w:p>
+            <w:r>
+              <w:rPr>
+                <w:b w:val="false"/>
+                <w:bCs w:val="false"/>
+              </w:rPr>
+              <w:t xml:space="preserve">3</w:t>
+            </w:r>
+          </w:p>
+        </w:tc>
+        <w:tc>
+          <w:tcPr>
+            <w:tcW w:type="pct" w:w="62%"/>
+          </w:tcPr>
+          <w:p>
+            <w:r>
+              <w:rPr>
+                <w:b w:val="false"/>
+                <w:bCs w:val="false"/>
+              </w:rPr>
+              <w:t xml:space="preserve">HR — tab Preferences và Notifications (nút Save Coming soon)</w:t>
+            </w:r>
+          </w:p>
+        </w:tc>
+      </w:tr>
+      <w:tr>
+        <w:tc>
+          <w:tcPr>
+            <w:tcW w:type="pct" w:w="28%"/>
+          </w:tcPr>
+          <w:p>
+            <w:r>
+              <w:rPr>
+                <w:b w:val="false"/>
+                <w:bCs w:val="false"/>
+              </w:rPr>
+              <w:t xml:space="preserve">info-tooltip.test.tsx</w:t>
+            </w:r>
+          </w:p>
+        </w:tc>
+        <w:tc>
+          <w:tcPr>
+            <w:tcW w:type="pct" w:w="10%"/>
+          </w:tcPr>
+          <w:p>
+            <w:r>
+              <w:rPr>
+                <w:b w:val="false"/>
+                <w:bCs w:val="false"/>
+              </w:rPr>
+              <w:t xml:space="preserve">1</w:t>
+            </w:r>
+          </w:p>
+        </w:tc>
+        <w:tc>
+          <w:tcPr>
+            <w:tcW w:type="pct" w:w="62%"/>
+          </w:tcPr>
+          <w:p>
+            <w:r>
+              <w:rPr>
+                <w:b w:val="false"/>
+                <w:bCs w:val="false"/>
+              </w:rPr>
+              <w:t xml:space="preserve">UI015 — tooltip hiện/ẩn khi hover/focus</w:t>
+            </w:r>
+          </w:p>
+        </w:tc>
+      </w:tr>
+      <w:tr>
+        <w:tc>
+          <w:tcPr>
+            <w:tcW w:type="pct" w:w="28%"/>
+          </w:tcPr>
+          <w:p>
+            <w:r>
+              <w:rPr>
+                <w:b w:val="false"/>
+                <w:bCs w:val="false"/>
+              </w:rPr>
+              <w:t xml:space="preserve">invitations.test.tsx</w:t>
+            </w:r>
+          </w:p>
+        </w:tc>
+        <w:tc>
+          <w:tcPr>
+            <w:tcW w:type="pct" w:w="10%"/>
+          </w:tcPr>
+          <w:p>
+            <w:r>
+              <w:rPr>
+                <w:b w:val="false"/>
+                <w:bCs w:val="false"/>
+              </w:rPr>
+              <w:t xml:space="preserve">8</w:t>
+            </w:r>
+          </w:p>
+        </w:tc>
+        <w:tc>
+          <w:tcPr>
+            <w:tcW w:type="pct" w:w="62%"/>
+          </w:tcPr>
+          <w:p>
+            <w:r>
+              <w:rPr>
+                <w:b w:val="false"/>
+                <w:bCs w:val="false"/>
+              </w:rPr>
+              <w:t xml:space="preserve">Candidate — phản hồi lời mời phỏng vấn: lọc, chấp nhận (finding 409), từ chối</w:t>
+            </w:r>
+          </w:p>
+        </w:tc>
+      </w:tr>
+      <w:tr>
+        <w:tc>
+          <w:tcPr>
+            <w:tcW w:type="pct" w:w="28%"/>
+          </w:tcPr>
+          <w:p>
+            <w:r>
+              <w:rPr>
+                <w:b w:val="false"/>
+                <w:bCs w:val="false"/>
+              </w:rPr>
+              <w:t xml:space="preserve">login.test.tsx</w:t>
+            </w:r>
+          </w:p>
+        </w:tc>
+        <w:tc>
+          <w:tcPr>
+            <w:tcW w:type="pct" w:w="10%"/>
+          </w:tcPr>
+          <w:p>
+            <w:r>
+              <w:rPr>
+                <w:b w:val="false"/>
+                <w:bCs w:val="false"/>
+              </w:rPr>
+              <w:t xml:space="preserve">8</w:t>
+            </w:r>
+          </w:p>
+        </w:tc>
+        <w:tc>
+          <w:tcPr>
+            <w:tcW w:type="pct" w:w="62%"/>
+          </w:tcPr>
+          <w:p>
+            <w:r>
+              <w:rPr>
+                <w:b w:val="false"/>
+                <w:bCs w:val="false"/>
+              </w:rPr>
+              <w:t xml:space="preserve">AUTH002 — form đăng nhập; UI017 — thứ tự Tab bằng bàn phím</w:t>
+            </w:r>
+          </w:p>
+        </w:tc>
+      </w:tr>
+      <w:tr>
+        <w:tc>
+          <w:tcPr>
+            <w:tcW w:type="pct" w:w="28%"/>
+          </w:tcPr>
+          <w:p>
+            <w:r>
+              <w:rPr>
+                <w:b w:val="false"/>
+                <w:bCs w:val="false"/>
+              </w:rPr>
+              <w:t xml:space="preserve">marketplace.test.tsx</w:t>
+            </w:r>
+          </w:p>
+        </w:tc>
+        <w:tc>
+          <w:tcPr>
+            <w:tcW w:type="pct" w:w="10%"/>
+          </w:tcPr>
+          <w:p>
+            <w:r>
+              <w:rPr>
+                <w:b w:val="false"/>
+                <w:bCs w:val="false"/>
+              </w:rPr>
+              <w:t xml:space="preserve">7</w:t>
+            </w:r>
+          </w:p>
+        </w:tc>
+        <w:tc>
+          <w:tcPr>
+            <w:tcW w:type="pct" w:w="62%"/>
+          </w:tcPr>
+          <w:p>
+            <w:r>
+              <w:rPr>
+                <w:b w:val="false"/>
+                <w:bCs w:val="false"/>
+              </w:rPr>
+              <w:t xml:space="preserve">Candidate — marketplace: duyệt, lọc, bookmark, thử lại</w:t>
+            </w:r>
+          </w:p>
+        </w:tc>
+      </w:tr>
+      <w:tr>
+        <w:tc>
+          <w:tcPr>
+            <w:tcW w:type="pct" w:w="28%"/>
+          </w:tcPr>
+          <w:p>
+            <w:r>
+              <w:rPr>
+                <w:b w:val="false"/>
+                <w:bCs w:val="false"/>
+              </w:rPr>
+              <w:t xml:space="preserve">permissions-and-citations.test.ts</w:t>
+            </w:r>
+          </w:p>
+        </w:tc>
+        <w:tc>
+          <w:tcPr>
+            <w:tcW w:type="pct" w:w="10%"/>
+          </w:tcPr>
+          <w:p>
+            <w:r>
+              <w:rPr>
+                <w:b w:val="false"/>
+                <w:bCs w:val="false"/>
+              </w:rPr>
+              <w:t xml:space="preserve">22</w:t>
+            </w:r>
+          </w:p>
+        </w:tc>
+        <w:tc>
+          <w:tcPr>
+            <w:tcW w:type="pct" w:w="62%"/>
+          </w:tcPr>
+          <w:p>
+            <w:r>
+              <w:rPr>
+                <w:b w:val="false"/>
+                <w:bCs w:val="false"/>
+              </w:rPr>
+              <w:t xml:space="preserve">Hàm thuần: permissions.ts (phân quyền theo role), citation-display.ts</w:t>
+            </w:r>
+          </w:p>
+        </w:tc>
+      </w:tr>
+      <w:tr>
+        <w:tc>
+          <w:tcPr>
+            <w:tcW w:type="pct" w:w="28%"/>
+          </w:tcPr>
+          <w:p>
+            <w:r>
+              <w:rPr>
+                <w:b w:val="false"/>
+                <w:bCs w:val="false"/>
+              </w:rPr>
+              <w:t xml:space="preserve">practice-session.test.tsx</w:t>
+            </w:r>
+          </w:p>
+        </w:tc>
+        <w:tc>
+          <w:tcPr>
+            <w:tcW w:type="pct" w:w="10%"/>
+          </w:tcPr>
+          <w:p>
+            <w:r>
+              <w:rPr>
+                <w:b w:val="false"/>
+                <w:bCs w:val="false"/>
+              </w:rPr>
+              <w:t xml:space="preserve">10</w:t>
+            </w:r>
+          </w:p>
+        </w:tc>
+        <w:tc>
+          <w:tcPr>
+            <w:tcW w:type="pct" w:w="62%"/>
+          </w:tcPr>
+          <w:p>
+            <w:r>
+              <w:rPr>
+                <w:b w:val="false"/>
+                <w:bCs w:val="false"/>
+              </w:rPr>
+              <w:t xml:space="preserve">Candidate — làm bài luyện tập: bắt đầu, tiếp tục, trả lời, nộp bài</w:t>
+            </w:r>
+          </w:p>
+        </w:tc>
+      </w:tr>
+      <w:tr>
+        <w:tc>
+          <w:tcPr>
+            <w:tcW w:type="pct" w:w="28%"/>
+          </w:tcPr>
+          <w:p>
+            <w:r>
+              <w:rPr>
+                <w:b w:val="false"/>
+                <w:bCs w:val="false"/>
+              </w:rPr>
+              <w:t xml:space="preserve">premium-revoked-dialog.test.tsx</w:t>
+            </w:r>
+          </w:p>
+        </w:tc>
+        <w:tc>
+          <w:tcPr>
+            <w:tcW w:type="pct" w:w="10%"/>
+          </w:tcPr>
+          <w:p>
+            <w:r>
+              <w:rPr>
+                <w:b w:val="false"/>
+                <w:bCs w:val="false"/>
+              </w:rPr>
+              <w:t xml:space="preserve">9</w:t>
+            </w:r>
+          </w:p>
+        </w:tc>
+        <w:tc>
+          <w:tcPr>
+            <w:tcW w:type="pct" w:w="62%"/>
+          </w:tcPr>
+          <w:p>
+            <w:r>
+              <w:rPr>
+                <w:b w:val="false"/>
+                <w:bCs w:val="false"/>
+              </w:rPr>
+              <w:t xml:space="preserve">Dùng chung — dialog khi Premium bị admin thu hồi giữa phiên</w:t>
+            </w:r>
+          </w:p>
+        </w:tc>
+      </w:tr>
+      <w:tr>
+        <w:tc>
+          <w:tcPr>
+            <w:tcW w:type="pct" w:w="28%"/>
+          </w:tcPr>
+          <w:p>
+            <w:r>
+              <w:rPr>
+                <w:b w:val="false"/>
+                <w:bCs w:val="false"/>
+              </w:rPr>
+              <w:t xml:space="preserve">question-builder.test.tsx</w:t>
+            </w:r>
+          </w:p>
+        </w:tc>
+        <w:tc>
+          <w:tcPr>
+            <w:tcW w:type="pct" w:w="10%"/>
+          </w:tcPr>
+          <w:p>
+            <w:r>
+              <w:rPr>
+                <w:b w:val="false"/>
+                <w:bCs w:val="false"/>
+              </w:rPr>
+              <w:t xml:space="preserve">11</w:t>
+            </w:r>
+          </w:p>
+        </w:tc>
+        <w:tc>
+          <w:tcPr>
+            <w:tcW w:type="pct" w:w="62%"/>
+          </w:tcPr>
+          <w:p>
+            <w:r>
+              <w:rPr>
+                <w:b w:val="false"/>
+                <w:bCs w:val="false"/>
+              </w:rPr>
+              <w:t xml:space="preserve">MQ001-011 — Question Builder (tạo câu hỏi thủ công)</w:t>
+            </w:r>
+          </w:p>
+        </w:tc>
+      </w:tr>
+      <w:tr>
+        <w:tc>
+          <w:tcPr>
+            <w:tcW w:type="pct" w:w="28%"/>
+          </w:tcPr>
+          <w:p>
+            <w:r>
+              <w:rPr>
+                <w:b w:val="false"/>
+                <w:bCs w:val="false"/>
+              </w:rPr>
+              <w:t xml:space="preserve">question-template-infer.test.ts</w:t>
+            </w:r>
+          </w:p>
+        </w:tc>
+        <w:tc>
+          <w:tcPr>
+            <w:tcW w:type="pct" w:w="10%"/>
+          </w:tcPr>
+          <w:p>
+            <w:r>
+              <w:rPr>
+                <w:b w:val="false"/>
+                <w:bCs w:val="false"/>
+              </w:rPr>
+              <w:t xml:space="preserve">28</w:t>
+            </w:r>
+          </w:p>
+        </w:tc>
+        <w:tc>
+          <w:tcPr>
+            <w:tcW w:type="pct" w:w="62%"/>
+          </w:tcPr>
+          <w:p>
+            <w:r>
+              <w:rPr>
+                <w:b w:val="false"/>
+                <w:bCs w:val="false"/>
+              </w:rPr>
+              <w:t xml:space="preserve">Hàm thuần: inferStudioTemplate (nhận diện template/snippet/meta), inferGeneratedQuestionTemplate</w:t>
+            </w:r>
+          </w:p>
+        </w:tc>
+      </w:tr>
+      <w:tr>
+        <w:tc>
+          <w:tcPr>
+            <w:tcW w:type="pct" w:w="28%"/>
+          </w:tcPr>
+          <w:p>
+            <w:r>
+              <w:rPr>
+                <w:b w:val="false"/>
+                <w:bCs w:val="false"/>
+              </w:rPr>
+              <w:t xml:space="preserve">register-hr.test.tsx</w:t>
+            </w:r>
+          </w:p>
+        </w:tc>
+        <w:tc>
+          <w:tcPr>
+            <w:tcW w:type="pct" w:w="10%"/>
+          </w:tcPr>
+          <w:p>
+            <w:r>
+              <w:rPr>
+                <w:b w:val="false"/>
+                <w:bCs w:val="false"/>
+              </w:rPr>
+              <w:t xml:space="preserve">9</w:t>
+            </w:r>
+          </w:p>
+        </w:tc>
+        <w:tc>
+          <w:tcPr>
+            <w:tcW w:type="pct" w:w="62%"/>
+          </w:tcPr>
+          <w:p>
+            <w:r>
+              <w:rPr>
+                <w:b w:val="false"/>
+                <w:bCs w:val="false"/>
+              </w:rPr>
+              <w:t xml:space="preserve">AUTH001 — đăng ký tài khoản HR (bước 1 + bước 2)</w:t>
+            </w:r>
+          </w:p>
+        </w:tc>
+      </w:tr>
+      <w:tr>
+        <w:tc>
+          <w:tcPr>
+            <w:tcW w:type="pct" w:w="28%"/>
+          </w:tcPr>
+          <w:p>
+            <w:r>
+              <w:rPr>
+                <w:b w:val="false"/>
+                <w:bCs w:val="false"/>
+              </w:rPr>
+              <w:t xml:space="preserve">register-jobseeker.test.tsx</w:t>
+            </w:r>
+          </w:p>
+        </w:tc>
+        <w:tc>
+          <w:tcPr>
+            <w:tcW w:type="pct" w:w="10%"/>
+          </w:tcPr>
+          <w:p>
+            <w:r>
+              <w:rPr>
+                <w:b w:val="false"/>
+                <w:bCs w:val="false"/>
+              </w:rPr>
+              <w:t xml:space="preserve">9</w:t>
+            </w:r>
+          </w:p>
+        </w:tc>
+        <w:tc>
+          <w:tcPr>
+            <w:tcW w:type="pct" w:w="62%"/>
+          </w:tcPr>
+          <w:p>
+            <w:r>
+              <w:rPr>
+                <w:b w:val="false"/>
+                <w:bCs w:val="false"/>
+              </w:rPr>
+              <w:t xml:space="preserve">AUTH003 — đăng ký Job Seeker (bước 1 + bước 2)</w:t>
+            </w:r>
+          </w:p>
+        </w:tc>
+      </w:tr>
+      <w:tr>
+        <w:tc>
+          <w:tcPr>
+            <w:tcW w:type="pct" w:w="28%"/>
+          </w:tcPr>
+          <w:p>
+            <w:r>
+              <w:rPr>
+                <w:b w:val="false"/>
+                <w:bCs w:val="false"/>
+              </w:rPr>
+              <w:t xml:space="preserve">security-section.test.tsx</w:t>
+            </w:r>
+          </w:p>
+        </w:tc>
+        <w:tc>
+          <w:tcPr>
+            <w:tcW w:type="pct" w:w="10%"/>
+          </w:tcPr>
+          <w:p>
+            <w:r>
+              <w:rPr>
+                <w:b w:val="false"/>
+                <w:bCs w:val="false"/>
+              </w:rPr>
+              <w:t xml:space="preserve">5</w:t>
+            </w:r>
+          </w:p>
+        </w:tc>
+        <w:tc>
+          <w:tcPr>
+            <w:tcW w:type="pct" w:w="62%"/>
+          </w:tcPr>
+          <w:p>
+            <w:r>
+              <w:rPr>
+                <w:b w:val="false"/>
+                <w:bCs w:val="false"/>
+              </w:rPr>
+              <w:t xml:space="preserve">Dùng chung — form đổi mật khẩu (tab Security)</w:t>
+            </w:r>
+          </w:p>
+        </w:tc>
+      </w:tr>
+      <w:tr>
+        <w:tc>
+          <w:tcPr>
+            <w:tcW w:type="pct" w:w="28%"/>
+          </w:tcPr>
+          <w:p>
+            <w:r>
+              <w:rPr>
+                <w:b w:val="false"/>
+                <w:bCs w:val="false"/>
+              </w:rPr>
+              <w:t xml:space="preserve">shared-utils.test.ts</w:t>
+            </w:r>
+          </w:p>
+        </w:tc>
+        <w:tc>
+          <w:tcPr>
+            <w:tcW w:type="pct" w:w="10%"/>
+          </w:tcPr>
+          <w:p>
+            <w:r>
+              <w:rPr>
+                <w:b w:val="false"/>
+                <w:bCs w:val="false"/>
+              </w:rPr>
+              <w:t xml:space="preserve">31</w:t>
+            </w:r>
+          </w:p>
+        </w:tc>
+        <w:tc>
+          <w:tcPr>
+            <w:tcW w:type="pct" w:w="62%"/>
+          </w:tcPr>
+          <w:p>
+            <w:r>
+              <w:rPr>
+                <w:b w:val="false"/>
+                <w:bCs w:val="false"/>
+              </w:rPr>
+              <w:t xml:space="preserve">Hàm thuần: greeting, relative-time, nav, user-display, url-validation, avatar-upload-messages</w:t>
+            </w:r>
+          </w:p>
+        </w:tc>
+      </w:tr>
+      <w:tr>
+        <w:tc>
+          <w:tcPr>
+            <w:tcW w:type="pct" w:w="28%"/>
+          </w:tcPr>
+          <w:p>
+            <w:r>
+              <w:rPr>
+                <w:b w:val="false"/>
+                <w:bCs w:val="false"/>
+              </w:rPr>
+              <w:t xml:space="preserve">studio-cta-states.test.tsx</w:t>
+            </w:r>
+          </w:p>
+        </w:tc>
+        <w:tc>
+          <w:tcPr>
+            <w:tcW w:type="pct" w:w="10%"/>
+          </w:tcPr>
+          <w:p>
+            <w:r>
+              <w:rPr>
+                <w:b w:val="false"/>
+                <w:bCs w:val="false"/>
+              </w:rPr>
+              <w:t xml:space="preserve">4</w:t>
+            </w:r>
+          </w:p>
+        </w:tc>
+        <w:tc>
+          <w:tcPr>
+            <w:tcW w:type="pct" w:w="62%"/>
+          </w:tcPr>
+          <w:p>
+            <w:r>
+              <w:rPr>
+                <w:b w:val="false"/>
+                <w:bCs w:val="false"/>
+              </w:rPr>
+              <w:t xml:space="preserve">RAG037/RAG039 — trạng thái nút CTA + empty state của Studio</w:t>
+            </w:r>
+          </w:p>
+        </w:tc>
+      </w:tr>
+      <w:tr>
+        <w:tc>
+          <w:tcPr>
+            <w:tcW w:type="pct" w:w="28%"/>
+          </w:tcPr>
+          <w:p>
+            <w:r>
+              <w:rPr>
+                <w:b w:val="false"/>
+                <w:bCs w:val="false"/>
+              </w:rPr>
+              <w:t xml:space="preserve">studio-flow.test.tsx</w:t>
+            </w:r>
+          </w:p>
+        </w:tc>
+        <w:tc>
+          <w:tcPr>
+            <w:tcW w:type="pct" w:w="10%"/>
+          </w:tcPr>
+          <w:p>
+            <w:r>
+              <w:rPr>
+                <w:b w:val="false"/>
+                <w:bCs w:val="false"/>
+              </w:rPr>
+              <w:t xml:space="preserve">13</w:t>
+            </w:r>
+          </w:p>
+        </w:tc>
+        <w:tc>
+          <w:tcPr>
+            <w:tcW w:type="pct" w:w="62%"/>
+          </w:tcPr>
+          <w:p>
+            <w:r>
+              <w:rPr>
+                <w:b w:val="false"/>
+                <w:bCs w:val="false"/>
+              </w:rPr>
+              <w:t xml:space="preserve">RAG005/006/007/SUB, RAG012, RAG013 — luồng Studio: generate, sửa/xoá/regenerate câu hỏi, save/publish/share</w:t>
+            </w:r>
+          </w:p>
+        </w:tc>
+      </w:tr>
+      <w:tr>
+        <w:tc>
+          <w:tcPr>
+            <w:tcW w:type="pct" w:w="28%"/>
+          </w:tcPr>
+          <w:p>
+            <w:r>
+              <w:rPr>
+                <w:b w:val="false"/>
+                <w:bCs w:val="false"/>
+              </w:rPr>
+              <w:t xml:space="preserve">studio-kb-library.test.tsx</w:t>
+            </w:r>
+          </w:p>
+        </w:tc>
+        <w:tc>
+          <w:tcPr>
+            <w:tcW w:type="pct" w:w="10%"/>
+          </w:tcPr>
+          <w:p>
+            <w:r>
+              <w:rPr>
+                <w:b w:val="false"/>
+                <w:bCs w:val="false"/>
+              </w:rPr>
+              <w:t xml:space="preserve">3</w:t>
+            </w:r>
+          </w:p>
+        </w:tc>
+        <w:tc>
+          <w:tcPr>
+            <w:tcW w:type="pct" w:w="62%"/>
+          </w:tcPr>
+          <w:p>
+            <w:r>
+              <w:rPr>
+                <w:b w:val="false"/>
+                <w:bCs w:val="false"/>
+              </w:rPr>
+              <w:t xml:space="preserve">RAG031 — gắn tài liệu từ thư viện kiến thức (KB picker)</w:t>
+            </w:r>
+          </w:p>
+        </w:tc>
+      </w:tr>
+      <w:tr>
+        <w:tc>
+          <w:tcPr>
+            <w:tcW w:type="pct" w:w="28%"/>
+          </w:tcPr>
+          <w:p>
+            <w:r>
+              <w:rPr>
+                <w:b w:val="false"/>
+                <w:bCs w:val="false"/>
+              </w:rPr>
+              <w:t xml:space="preserve">studio-quota.test.tsx</w:t>
+            </w:r>
+          </w:p>
+        </w:tc>
+        <w:tc>
+          <w:tcPr>
+            <w:tcW w:type="pct" w:w="10%"/>
+          </w:tcPr>
+          <w:p>
+            <w:r>
+              <w:rPr>
+                <w:b w:val="false"/>
+                <w:bCs w:val="false"/>
+              </w:rPr>
+              <w:t xml:space="preserve">6</w:t>
+            </w:r>
+          </w:p>
+        </w:tc>
+        <w:tc>
+          <w:tcPr>
+            <w:tcW w:type="pct" w:w="62%"/>
+          </w:tcPr>
+          <w:p>
+            <w:r>
+              <w:rPr>
+                <w:b w:val="false"/>
+                <w:bCs w:val="false"/>
+              </w:rPr>
+              <w:t xml:space="preserve">RAG010 — chặn theo quota gói dịch vụ</w:t>
+            </w:r>
+          </w:p>
+        </w:tc>
+      </w:tr>
+      <w:tr>
+        <w:tc>
+          <w:tcPr>
+            <w:tcW w:type="pct" w:w="28%"/>
+          </w:tcPr>
+          <w:p>
+            <w:r>
+              <w:rPr>
+                <w:b w:val="false"/>
+                <w:bCs w:val="false"/>
+              </w:rPr>
+              <w:t xml:space="preserve">studio-sample-jd.test.tsx</w:t>
+            </w:r>
+          </w:p>
+        </w:tc>
+        <w:tc>
+          <w:tcPr>
+            <w:tcW w:type="pct" w:w="10%"/>
+          </w:tcPr>
+          <w:p>
+            <w:r>
+              <w:rPr>
+                <w:b w:val="false"/>
+                <w:bCs w:val="false"/>
+              </w:rPr>
+              <w:t xml:space="preserve">4</w:t>
+            </w:r>
+          </w:p>
+        </w:tc>
+        <w:tc>
+          <w:tcPr>
+            <w:tcW w:type="pct" w:w="62%"/>
+          </w:tcPr>
+          <w:p>
+            <w:r>
+              <w:rPr>
+                <w:b w:val="false"/>
+                <w:bCs w:val="false"/>
+              </w:rPr>
+              <w:t xml:space="preserve">RAG027 — modal JD mẫu (Sample JD)</w:t>
+            </w:r>
+          </w:p>
+        </w:tc>
+      </w:tr>
+      <w:tr>
+        <w:tc>
+          <w:tcPr>
+            <w:tcW w:type="pct" w:w="28%"/>
+          </w:tcPr>
+          <w:p>
+            <w:r>
+              <w:rPr>
+                <w:b w:val="false"/>
+                <w:bCs w:val="false"/>
+              </w:rPr>
+              <w:t xml:space="preserve">studio-sources-panel.test.tsx</w:t>
+            </w:r>
+          </w:p>
+        </w:tc>
+        <w:tc>
+          <w:tcPr>
+            <w:tcW w:type="pct" w:w="10%"/>
+          </w:tcPr>
+          <w:p>
+            <w:r>
+              <w:rPr>
+                <w:b w:val="false"/>
+                <w:bCs w:val="false"/>
+              </w:rPr>
+              <w:t xml:space="preserve">9</w:t>
+            </w:r>
+          </w:p>
+        </w:tc>
+        <w:tc>
+          <w:tcPr>
+            <w:tcW w:type="pct" w:w="62%"/>
+          </w:tcPr>
+          <w:p>
+            <w:r>
+              <w:rPr>
+                <w:b w:val="false"/>
+                <w:bCs w:val="false"/>
+              </w:rPr>
+              <w:t xml:space="preserve">RAG001/002/003/004/034 — JD paste/upload, trạng thái ingest tài liệu, khoá panel</w:t>
+            </w:r>
+          </w:p>
+        </w:tc>
+      </w:tr>
+      <w:tr>
+        <w:tc>
+          <w:tcPr>
+            <w:tcW w:type="pct" w:w="28%"/>
+          </w:tcPr>
+          <w:p>
+            <w:r>
+              <w:rPr>
+                <w:b w:val="false"/>
+                <w:bCs w:val="false"/>
+              </w:rPr>
+              <w:t xml:space="preserve">subscription-realtime.test.tsx</w:t>
+            </w:r>
+          </w:p>
+        </w:tc>
+        <w:tc>
+          <w:tcPr>
+            <w:tcW w:type="pct" w:w="10%"/>
+          </w:tcPr>
+          <w:p>
+            <w:r>
+              <w:rPr>
+                <w:b w:val="false"/>
+                <w:bCs w:val="false"/>
+              </w:rPr>
+              <w:t xml:space="preserve">6</w:t>
+            </w:r>
+          </w:p>
+        </w:tc>
+        <w:tc>
+          <w:tcPr>
+            <w:tcW w:type="pct" w:w="62%"/>
+          </w:tcPr>
+          <w:p>
+            <w:r>
+              <w:rPr>
+                <w:b w:val="false"/>
+                <w:bCs w:val="false"/>
+              </w:rPr>
+              <w:t xml:space="preserve">P0 — kết nối SignalR thanh toán trả null thay vì throw, fallback polling 30 giây</w:t>
+            </w:r>
+          </w:p>
+        </w:tc>
+      </w:tr>
+      <w:tr>
+        <w:tc>
+          <w:tcPr>
+            <w:tcW w:type="pct" w:w="28%"/>
+          </w:tcPr>
+          <w:p>
+            <w:r>
+              <w:rPr>
+                <w:b w:val="false"/>
+                <w:bCs w:val="false"/>
+              </w:rPr>
+              <w:t xml:space="preserve">ui-dark-mode-toggle.test.tsx</w:t>
+            </w:r>
+          </w:p>
+        </w:tc>
+        <w:tc>
+          <w:tcPr>
+            <w:tcW w:type="pct" w:w="10%"/>
+          </w:tcPr>
+          <w:p>
+            <w:r>
+              <w:rPr>
+                <w:b w:val="false"/>
+                <w:bCs w:val="false"/>
+              </w:rPr>
+              <w:t xml:space="preserve">1</w:t>
+            </w:r>
+          </w:p>
+        </w:tc>
+        <w:tc>
+          <w:tcPr>
+            <w:tcW w:type="pct" w:w="62%"/>
+          </w:tcPr>
+          <w:p>
+            <w:r>
+              <w:rPr>
+                <w:b w:val="false"/>
+                <w:bCs w:val="false"/>
+              </w:rPr>
+              <w:t xml:space="preserve">UI004 — bật/tắt dark mode</w:t>
+            </w:r>
+          </w:p>
+        </w:tc>
+      </w:tr>
+      <w:tr>
+        <w:tc>
+          <w:tcPr>
+            <w:tcW w:type="pct" w:w="28%"/>
+          </w:tcPr>
+          <w:p>
+            <w:r>
+              <w:rPr>
+                <w:b w:val="false"/>
+                <w:bCs w:val="false"/>
+              </w:rPr>
+              <w:t xml:space="preserve">ui-responsive-overflow-shell.test.tsx</w:t>
             </w:r>
           </w:p>
         </w:tc>
@@ -955,463 +3023,155 @@
                 <w:b w:val="false"/>
                 <w:bCs w:val="false"/>
               </w:rPr>
-              <w:t xml:space="preserve">RAG028 — set đã publish khoá việc sửa câu hỏi</w:t>
-            </w:r>
-          </w:p>
-        </w:tc>
-      </w:tr>
-      <w:tr>
-        <w:tc>
-          <w:tcPr>
-            <w:tcW w:type="pct" w:w="28%"/>
-          </w:tcPr>
-          <w:p>
-            <w:r>
-              <w:rPr>
-                <w:b w:val="false"/>
-                <w:bCs w:val="false"/>
-              </w:rPr>
-              <w:t xml:space="preserve">hr-no-role-gate.test.tsx</w:t>
-            </w:r>
-          </w:p>
-        </w:tc>
-        <w:tc>
-          <w:tcPr>
-            <w:tcW w:type="pct" w:w="10%"/>
-          </w:tcPr>
-          <w:p>
-            <w:r>
-              <w:rPr>
-                <w:b w:val="false"/>
-                <w:bCs w:val="false"/>
-              </w:rPr>
-              <w:t xml:space="preserve">1</w:t>
-            </w:r>
-          </w:p>
-        </w:tc>
-        <w:tc>
-          <w:tcPr>
-            <w:tcW w:type="pct" w:w="62%"/>
-          </w:tcPr>
-          <w:p>
-            <w:r>
-              <w:rPr>
-                <w:b w:val="false"/>
-                <w:bCs w:val="false"/>
-              </w:rPr>
-              <w:t xml:space="preserve">RGA008 — route HR không có role gate (finding)</w:t>
-            </w:r>
-          </w:p>
-        </w:tc>
-      </w:tr>
-      <w:tr>
-        <w:tc>
-          <w:tcPr>
-            <w:tcW w:type="pct" w:w="28%"/>
-          </w:tcPr>
-          <w:p>
-            <w:r>
-              <w:rPr>
-                <w:b w:val="false"/>
-                <w:bCs w:val="false"/>
-              </w:rPr>
-              <w:t xml:space="preserve">hr-profile.test.tsx</w:t>
-            </w:r>
-          </w:p>
-        </w:tc>
-        <w:tc>
-          <w:tcPr>
-            <w:tcW w:type="pct" w:w="10%"/>
-          </w:tcPr>
-          <w:p>
-            <w:r>
-              <w:rPr>
-                <w:b w:val="false"/>
-                <w:bCs w:val="false"/>
-              </w:rPr>
-              <w:t xml:space="preserve">8</w:t>
-            </w:r>
-          </w:p>
-        </w:tc>
-        <w:tc>
-          <w:tcPr>
-            <w:tcW w:type="pct" w:w="62%"/>
-          </w:tcPr>
-          <w:p>
-            <w:r>
-              <w:rPr>
-                <w:b w:val="false"/>
-                <w:bCs w:val="false"/>
-              </w:rPr>
-              <w:t xml:space="preserve">AUTH007 — cập nhật hồ sơ HR</w:t>
-            </w:r>
-          </w:p>
-        </w:tc>
-      </w:tr>
-      <w:tr>
-        <w:tc>
-          <w:tcPr>
-            <w:tcW w:type="pct" w:w="28%"/>
-          </w:tcPr>
-          <w:p>
-            <w:r>
-              <w:rPr>
-                <w:b w:val="false"/>
-                <w:bCs w:val="false"/>
-              </w:rPr>
-              <w:t xml:space="preserve">info-tooltip.test.tsx</w:t>
-            </w:r>
-          </w:p>
-        </w:tc>
-        <w:tc>
-          <w:tcPr>
-            <w:tcW w:type="pct" w:w="10%"/>
-          </w:tcPr>
-          <w:p>
-            <w:r>
-              <w:rPr>
-                <w:b w:val="false"/>
-                <w:bCs w:val="false"/>
-              </w:rPr>
-              <w:t xml:space="preserve">1</w:t>
-            </w:r>
-          </w:p>
-        </w:tc>
-        <w:tc>
-          <w:tcPr>
-            <w:tcW w:type="pct" w:w="62%"/>
-          </w:tcPr>
-          <w:p>
-            <w:r>
-              <w:rPr>
-                <w:b w:val="false"/>
-                <w:bCs w:val="false"/>
-              </w:rPr>
-              <w:t xml:space="preserve">UI015 — tooltip hiện/ẩn khi hover/focus</w:t>
-            </w:r>
-          </w:p>
-        </w:tc>
-      </w:tr>
-      <w:tr>
-        <w:tc>
-          <w:tcPr>
-            <w:tcW w:type="pct" w:w="28%"/>
-          </w:tcPr>
-          <w:p>
-            <w:r>
-              <w:rPr>
-                <w:b w:val="false"/>
-                <w:bCs w:val="false"/>
-              </w:rPr>
-              <w:t xml:space="preserve">login.test.tsx</w:t>
-            </w:r>
-          </w:p>
-        </w:tc>
-        <w:tc>
-          <w:tcPr>
-            <w:tcW w:type="pct" w:w="10%"/>
-          </w:tcPr>
-          <w:p>
-            <w:r>
-              <w:rPr>
-                <w:b w:val="false"/>
-                <w:bCs w:val="false"/>
-              </w:rPr>
-              <w:t xml:space="preserve">8</w:t>
-            </w:r>
-          </w:p>
-        </w:tc>
-        <w:tc>
-          <w:tcPr>
-            <w:tcW w:type="pct" w:w="62%"/>
-          </w:tcPr>
-          <w:p>
-            <w:r>
-              <w:rPr>
-                <w:b w:val="false"/>
-                <w:bCs w:val="false"/>
-              </w:rPr>
-              <w:t xml:space="preserve">AUTH002 — form đăng nhập; UI017 — thứ tự Tab bằng bàn phím</w:t>
-            </w:r>
-          </w:p>
-        </w:tc>
-      </w:tr>
-      <w:tr>
-        <w:tc>
-          <w:tcPr>
-            <w:tcW w:type="pct" w:w="28%"/>
-          </w:tcPr>
-          <w:p>
-            <w:r>
-              <w:rPr>
-                <w:b w:val="false"/>
-                <w:bCs w:val="false"/>
-              </w:rPr>
-              <w:t xml:space="preserve">permissions-and-citations.test.ts</w:t>
-            </w:r>
-          </w:p>
-        </w:tc>
-        <w:tc>
-          <w:tcPr>
-            <w:tcW w:type="pct" w:w="10%"/>
-          </w:tcPr>
-          <w:p>
-            <w:r>
-              <w:rPr>
-                <w:b w:val="false"/>
-                <w:bCs w:val="false"/>
-              </w:rPr>
-              <w:t xml:space="preserve">31</w:t>
-            </w:r>
-          </w:p>
-        </w:tc>
-        <w:tc>
-          <w:tcPr>
-            <w:tcW w:type="pct" w:w="62%"/>
-          </w:tcPr>
-          <w:p>
-            <w:r>
-              <w:rPr>
-                <w:b w:val="false"/>
-                <w:bCs w:val="false"/>
-              </w:rPr>
-              <w:t xml:space="preserve">Hàm thuần: permissions.ts (phân quyền theo role), citation-display.ts</w:t>
-            </w:r>
-          </w:p>
-        </w:tc>
-      </w:tr>
-      <w:tr>
-        <w:tc>
-          <w:tcPr>
-            <w:tcW w:type="pct" w:w="28%"/>
-          </w:tcPr>
-          <w:p>
-            <w:r>
-              <w:rPr>
-                <w:b w:val="false"/>
-                <w:bCs w:val="false"/>
-              </w:rPr>
-              <w:t xml:space="preserve">question-builder.test.tsx</w:t>
-            </w:r>
-          </w:p>
-        </w:tc>
-        <w:tc>
-          <w:tcPr>
-            <w:tcW w:type="pct" w:w="10%"/>
-          </w:tcPr>
-          <w:p>
-            <w:r>
-              <w:rPr>
-                <w:b w:val="false"/>
-                <w:bCs w:val="false"/>
-              </w:rPr>
-              <w:t xml:space="preserve">11</w:t>
-            </w:r>
-          </w:p>
-        </w:tc>
-        <w:tc>
-          <w:tcPr>
-            <w:tcW w:type="pct" w:w="62%"/>
-          </w:tcPr>
-          <w:p>
-            <w:r>
-              <w:rPr>
-                <w:b w:val="false"/>
-                <w:bCs w:val="false"/>
-              </w:rPr>
-              <w:t xml:space="preserve">MQ001-011 — Question Builder (tạo câu hỏi thủ công)</w:t>
-            </w:r>
-          </w:p>
-        </w:tc>
-      </w:tr>
-      <w:tr>
-        <w:tc>
-          <w:tcPr>
-            <w:tcW w:type="pct" w:w="28%"/>
-          </w:tcPr>
-          <w:p>
-            <w:r>
-              <w:rPr>
-                <w:b w:val="false"/>
-                <w:bCs w:val="false"/>
-              </w:rPr>
-              <w:t xml:space="preserve">question-template-infer.test.ts</w:t>
-            </w:r>
-          </w:p>
-        </w:tc>
-        <w:tc>
-          <w:tcPr>
-            <w:tcW w:type="pct" w:w="10%"/>
-          </w:tcPr>
-          <w:p>
-            <w:r>
-              <w:rPr>
-                <w:b w:val="false"/>
-                <w:bCs w:val="false"/>
-              </w:rPr>
-              <w:t xml:space="preserve">28</w:t>
-            </w:r>
-          </w:p>
-        </w:tc>
-        <w:tc>
-          <w:tcPr>
-            <w:tcW w:type="pct" w:w="62%"/>
-          </w:tcPr>
-          <w:p>
-            <w:r>
-              <w:rPr>
-                <w:b w:val="false"/>
-                <w:bCs w:val="false"/>
-              </w:rPr>
-              <w:t xml:space="preserve">Hàm thuần: inferStudioTemplate (nhận diện template/snippet/meta), inferGeneratedQuestionTemplate</w:t>
-            </w:r>
-          </w:p>
-        </w:tc>
-      </w:tr>
-      <w:tr>
-        <w:tc>
-          <w:tcPr>
-            <w:tcW w:type="pct" w:w="28%"/>
-          </w:tcPr>
-          <w:p>
-            <w:r>
-              <w:rPr>
-                <w:b w:val="false"/>
-                <w:bCs w:val="false"/>
-              </w:rPr>
-              <w:t xml:space="preserve">register-hr.test.tsx</w:t>
-            </w:r>
-          </w:p>
-        </w:tc>
-        <w:tc>
-          <w:tcPr>
-            <w:tcW w:type="pct" w:w="10%"/>
-          </w:tcPr>
-          <w:p>
-            <w:r>
-              <w:rPr>
-                <w:b w:val="false"/>
-                <w:bCs w:val="false"/>
-              </w:rPr>
-              <w:t xml:space="preserve">9</w:t>
-            </w:r>
-          </w:p>
-        </w:tc>
-        <w:tc>
-          <w:tcPr>
-            <w:tcW w:type="pct" w:w="62%"/>
-          </w:tcPr>
-          <w:p>
-            <w:r>
-              <w:rPr>
-                <w:b w:val="false"/>
-                <w:bCs w:val="false"/>
-              </w:rPr>
-              <w:t xml:space="preserve">AUTH001 — đăng ký tài khoản HR (bước 1 + bước 2)</w:t>
-            </w:r>
-          </w:p>
-        </w:tc>
-      </w:tr>
-      <w:tr>
-        <w:tc>
-          <w:tcPr>
-            <w:tcW w:type="pct" w:w="28%"/>
-          </w:tcPr>
-          <w:p>
-            <w:r>
-              <w:rPr>
-                <w:b w:val="false"/>
-                <w:bCs w:val="false"/>
-              </w:rPr>
-              <w:t xml:space="preserve">register-jobseeker.test.tsx</w:t>
-            </w:r>
-          </w:p>
-        </w:tc>
-        <w:tc>
-          <w:tcPr>
-            <w:tcW w:type="pct" w:w="10%"/>
-          </w:tcPr>
-          <w:p>
-            <w:r>
-              <w:rPr>
-                <w:b w:val="false"/>
-                <w:bCs w:val="false"/>
-              </w:rPr>
-              <w:t xml:space="preserve">9</w:t>
-            </w:r>
-          </w:p>
-        </w:tc>
-        <w:tc>
-          <w:tcPr>
-            <w:tcW w:type="pct" w:w="62%"/>
-          </w:tcPr>
-          <w:p>
-            <w:r>
-              <w:rPr>
-                <w:b w:val="false"/>
-                <w:bCs w:val="false"/>
-              </w:rPr>
-              <w:t xml:space="preserve">AUTH003 — đăng ký Job Seeker (bước 1 + bước 2)</w:t>
-            </w:r>
-          </w:p>
-        </w:tc>
-      </w:tr>
-      <w:tr>
-        <w:tc>
-          <w:tcPr>
-            <w:tcW w:type="pct" w:w="28%"/>
-          </w:tcPr>
-          <w:p>
-            <w:r>
-              <w:rPr>
-                <w:b w:val="false"/>
-                <w:bCs w:val="false"/>
-              </w:rPr>
-              <w:t xml:space="preserve">shared-utils.test.ts</w:t>
-            </w:r>
-          </w:p>
-        </w:tc>
-        <w:tc>
-          <w:tcPr>
-            <w:tcW w:type="pct" w:w="10%"/>
-          </w:tcPr>
-          <w:p>
-            <w:r>
-              <w:rPr>
-                <w:b w:val="false"/>
-                <w:bCs w:val="false"/>
-              </w:rPr>
-              <w:t xml:space="preserve">44</w:t>
-            </w:r>
-          </w:p>
-        </w:tc>
-        <w:tc>
-          <w:tcPr>
-            <w:tcW w:type="pct" w:w="62%"/>
-          </w:tcPr>
-          <w:p>
-            <w:r>
-              <w:rPr>
-                <w:b w:val="false"/>
-                <w:bCs w:val="false"/>
-              </w:rPr>
-              <w:t xml:space="preserve">Hàm thuần: greeting, relative-time, nav, user-display, url-validation, avatar-upload-messages</w:t>
-            </w:r>
-          </w:p>
-        </w:tc>
-      </w:tr>
-      <w:tr>
-        <w:tc>
-          <w:tcPr>
-            <w:tcW w:type="pct" w:w="28%"/>
-          </w:tcPr>
-          <w:p>
-            <w:r>
-              <w:rPr>
-                <w:b w:val="false"/>
-                <w:bCs w:val="false"/>
-              </w:rPr>
-              <w:t xml:space="preserve">studio-cta-states.test.tsx</w:t>
+              <w:t xml:space="preserve">UI003/007/010/017 — proxy overflow/responsive ở mức class (xem 2.3)</w:t>
+            </w:r>
+          </w:p>
+        </w:tc>
+      </w:tr>
+      <w:tr>
+        <w:tc>
+          <w:tcPr>
+            <w:tcW w:type="pct" w:w="28%"/>
+          </w:tcPr>
+          <w:p>
+            <w:r>
+              <w:rPr>
+                <w:b w:val="false"/>
+                <w:bCs w:val="false"/>
+              </w:rPr>
+              <w:t xml:space="preserve">ui-sidebar-drawer-and-logo.test.tsx</w:t>
+            </w:r>
+          </w:p>
+        </w:tc>
+        <w:tc>
+          <w:tcPr>
+            <w:tcW w:type="pct" w:w="10%"/>
+          </w:tcPr>
+          <w:p>
+            <w:r>
+              <w:rPr>
+                <w:b w:val="false"/>
+                <w:bCs w:val="false"/>
+              </w:rPr>
+              <w:t xml:space="preserve">2</w:t>
+            </w:r>
+          </w:p>
+        </w:tc>
+        <w:tc>
+          <w:tcPr>
+            <w:tcW w:type="pct" w:w="62%"/>
+          </w:tcPr>
+          <w:p>
+            <w:r>
+              <w:rPr>
+                <w:b w:val="false"/>
+                <w:bCs w:val="false"/>
+              </w:rPr>
+              <w:t xml:space="preserve">UI012 — drawer mobile; UI018 — logo nhất quán</w:t>
+            </w:r>
+          </w:p>
+        </w:tc>
+      </w:tr>
+      <w:tr>
+        <w:tc>
+          <w:tcPr>
+            <w:tcW w:type="pct" w:w="28%"/>
+          </w:tcPr>
+          <w:p>
+            <w:r>
+              <w:rPr>
+                <w:b w:val="false"/>
+                <w:bCs w:val="false"/>
+              </w:rPr>
+              <w:t xml:space="preserve">ui-studio-interactions.test.tsx</w:t>
+            </w:r>
+          </w:p>
+        </w:tc>
+        <w:tc>
+          <w:tcPr>
+            <w:tcW w:type="pct" w:w="10%"/>
+          </w:tcPr>
+          <w:p>
+            <w:r>
+              <w:rPr>
+                <w:b w:val="false"/>
+                <w:bCs w:val="false"/>
+              </w:rPr>
+              <w:t xml:space="preserve">3</w:t>
+            </w:r>
+          </w:p>
+        </w:tc>
+        <w:tc>
+          <w:tcPr>
+            <w:tcW w:type="pct" w:w="62%"/>
+          </w:tcPr>
+          <w:p>
+            <w:r>
+              <w:rPr>
+                <w:b w:val="false"/>
+                <w:bCs w:val="false"/>
+              </w:rPr>
+              <w:t xml:space="preserve">Tương tác StudioPage: loading spinner, trạng thái nút, v.v.</w:t>
+            </w:r>
+          </w:p>
+        </w:tc>
+      </w:tr>
+      <w:tr>
+        <w:tc>
+          <w:tcPr>
+            <w:tcW w:type="pct" w:w="28%"/>
+          </w:tcPr>
+          <w:p>
+            <w:r>
+              <w:rPr>
+                <w:b w:val="false"/>
+                <w:bCs w:val="false"/>
+              </w:rPr>
+              <w:t xml:space="preserve">ui-toast-stacking.test.tsx</w:t>
+            </w:r>
+          </w:p>
+        </w:tc>
+        <w:tc>
+          <w:tcPr>
+            <w:tcW w:type="pct" w:w="10%"/>
+          </w:tcPr>
+          <w:p>
+            <w:r>
+              <w:rPr>
+                <w:b w:val="false"/>
+                <w:bCs w:val="false"/>
+              </w:rPr>
+              <w:t xml:space="preserve">2</w:t>
+            </w:r>
+          </w:p>
+        </w:tc>
+        <w:tc>
+          <w:tcPr>
+            <w:tcW w:type="pct" w:w="62%"/>
+          </w:tcPr>
+          <w:p>
+            <w:r>
+              <w:rPr>
+                <w:b w:val="false"/>
+                <w:bCs w:val="false"/>
+              </w:rPr>
+              <w:t xml:space="preserve">UI004 — toast xếp chồng và tự/thủ công đóng</w:t>
+            </w:r>
+          </w:p>
+        </w:tc>
+      </w:tr>
+      <w:tr>
+        <w:tc>
+          <w:tcPr>
+            <w:tcW w:type="pct" w:w="28%"/>
+          </w:tcPr>
+          <w:p>
+            <w:r>
+              <w:rPr>
+                <w:b w:val="false"/>
+                <w:bCs w:val="false"/>
+              </w:rPr>
+              <w:t xml:space="preserve">ui-upgrade-modal.test.tsx</w:t>
             </w:r>
           </w:p>
         </w:tc>
@@ -1439,490 +3199,6 @@
                 <w:b w:val="false"/>
                 <w:bCs w:val="false"/>
               </w:rPr>
-              <w:t xml:space="preserve">RAG037/RAG039 — trạng thái nút CTA + empty state của Studio</w:t>
-            </w:r>
-          </w:p>
-        </w:tc>
-      </w:tr>
-      <w:tr>
-        <w:tc>
-          <w:tcPr>
-            <w:tcW w:type="pct" w:w="28%"/>
-          </w:tcPr>
-          <w:p>
-            <w:r>
-              <w:rPr>
-                <w:b w:val="false"/>
-                <w:bCs w:val="false"/>
-              </w:rPr>
-              <w:t xml:space="preserve">studio-flow.test.tsx</w:t>
-            </w:r>
-          </w:p>
-        </w:tc>
-        <w:tc>
-          <w:tcPr>
-            <w:tcW w:type="pct" w:w="10%"/>
-          </w:tcPr>
-          <w:p>
-            <w:r>
-              <w:rPr>
-                <w:b w:val="false"/>
-                <w:bCs w:val="false"/>
-              </w:rPr>
-              <w:t xml:space="preserve">13</w:t>
-            </w:r>
-          </w:p>
-        </w:tc>
-        <w:tc>
-          <w:tcPr>
-            <w:tcW w:type="pct" w:w="62%"/>
-          </w:tcPr>
-          <w:p>
-            <w:r>
-              <w:rPr>
-                <w:b w:val="false"/>
-                <w:bCs w:val="false"/>
-              </w:rPr>
-              <w:t xml:space="preserve">RAG005/006/007/SUB, RAG012, RAG013 — luồng Studio: generate, sửa/xoá/regenerate câu hỏi, save/publish/share</w:t>
-            </w:r>
-          </w:p>
-        </w:tc>
-      </w:tr>
-      <w:tr>
-        <w:tc>
-          <w:tcPr>
-            <w:tcW w:type="pct" w:w="28%"/>
-          </w:tcPr>
-          <w:p>
-            <w:r>
-              <w:rPr>
-                <w:b w:val="false"/>
-                <w:bCs w:val="false"/>
-              </w:rPr>
-              <w:t xml:space="preserve">studio-kb-library.test.tsx</w:t>
-            </w:r>
-          </w:p>
-        </w:tc>
-        <w:tc>
-          <w:tcPr>
-            <w:tcW w:type="pct" w:w="10%"/>
-          </w:tcPr>
-          <w:p>
-            <w:r>
-              <w:rPr>
-                <w:b w:val="false"/>
-                <w:bCs w:val="false"/>
-              </w:rPr>
-              <w:t xml:space="preserve">3</w:t>
-            </w:r>
-          </w:p>
-        </w:tc>
-        <w:tc>
-          <w:tcPr>
-            <w:tcW w:type="pct" w:w="62%"/>
-          </w:tcPr>
-          <w:p>
-            <w:r>
-              <w:rPr>
-                <w:b w:val="false"/>
-                <w:bCs w:val="false"/>
-              </w:rPr>
-              <w:t xml:space="preserve">RAG031 — gắn tài liệu từ thư viện kiến thức (KB picker)</w:t>
-            </w:r>
-          </w:p>
-        </w:tc>
-      </w:tr>
-      <w:tr>
-        <w:tc>
-          <w:tcPr>
-            <w:tcW w:type="pct" w:w="28%"/>
-          </w:tcPr>
-          <w:p>
-            <w:r>
-              <w:rPr>
-                <w:b w:val="false"/>
-                <w:bCs w:val="false"/>
-              </w:rPr>
-              <w:t xml:space="preserve">studio-quota.test.tsx</w:t>
-            </w:r>
-          </w:p>
-        </w:tc>
-        <w:tc>
-          <w:tcPr>
-            <w:tcW w:type="pct" w:w="10%"/>
-          </w:tcPr>
-          <w:p>
-            <w:r>
-              <w:rPr>
-                <w:b w:val="false"/>
-                <w:bCs w:val="false"/>
-              </w:rPr>
-              <w:t xml:space="preserve">6</w:t>
-            </w:r>
-          </w:p>
-        </w:tc>
-        <w:tc>
-          <w:tcPr>
-            <w:tcW w:type="pct" w:w="62%"/>
-          </w:tcPr>
-          <w:p>
-            <w:r>
-              <w:rPr>
-                <w:b w:val="false"/>
-                <w:bCs w:val="false"/>
-              </w:rPr>
-              <w:t xml:space="preserve">RAG010 — chặn theo quota gói dịch vụ</w:t>
-            </w:r>
-          </w:p>
-        </w:tc>
-      </w:tr>
-      <w:tr>
-        <w:tc>
-          <w:tcPr>
-            <w:tcW w:type="pct" w:w="28%"/>
-          </w:tcPr>
-          <w:p>
-            <w:r>
-              <w:rPr>
-                <w:b w:val="false"/>
-                <w:bCs w:val="false"/>
-              </w:rPr>
-              <w:t xml:space="preserve">studio-sample-jd.test.tsx</w:t>
-            </w:r>
-          </w:p>
-        </w:tc>
-        <w:tc>
-          <w:tcPr>
-            <w:tcW w:type="pct" w:w="10%"/>
-          </w:tcPr>
-          <w:p>
-            <w:r>
-              <w:rPr>
-                <w:b w:val="false"/>
-                <w:bCs w:val="false"/>
-              </w:rPr>
-              <w:t xml:space="preserve">4</w:t>
-            </w:r>
-          </w:p>
-        </w:tc>
-        <w:tc>
-          <w:tcPr>
-            <w:tcW w:type="pct" w:w="62%"/>
-          </w:tcPr>
-          <w:p>
-            <w:r>
-              <w:rPr>
-                <w:b w:val="false"/>
-                <w:bCs w:val="false"/>
-              </w:rPr>
-              <w:t xml:space="preserve">RAG027 — modal JD mẫu (Sample JD)</w:t>
-            </w:r>
-          </w:p>
-        </w:tc>
-      </w:tr>
-      <w:tr>
-        <w:tc>
-          <w:tcPr>
-            <w:tcW w:type="pct" w:w="28%"/>
-          </w:tcPr>
-          <w:p>
-            <w:r>
-              <w:rPr>
-                <w:b w:val="false"/>
-                <w:bCs w:val="false"/>
-              </w:rPr>
-              <w:t xml:space="preserve">studio-sources-panel.test.tsx</w:t>
-            </w:r>
-          </w:p>
-        </w:tc>
-        <w:tc>
-          <w:tcPr>
-            <w:tcW w:type="pct" w:w="10%"/>
-          </w:tcPr>
-          <w:p>
-            <w:r>
-              <w:rPr>
-                <w:b w:val="false"/>
-                <w:bCs w:val="false"/>
-              </w:rPr>
-              <w:t xml:space="preserve">8</w:t>
-            </w:r>
-          </w:p>
-        </w:tc>
-        <w:tc>
-          <w:tcPr>
-            <w:tcW w:type="pct" w:w="62%"/>
-          </w:tcPr>
-          <w:p>
-            <w:r>
-              <w:rPr>
-                <w:b w:val="false"/>
-                <w:bCs w:val="false"/>
-              </w:rPr>
-              <w:t xml:space="preserve">RAG001/002/003/004/034 — JD paste/upload, trạng thái ingest tài liệu, khoá panel</w:t>
-            </w:r>
-          </w:p>
-        </w:tc>
-      </w:tr>
-      <w:tr>
-        <w:tc>
-          <w:tcPr>
-            <w:tcW w:type="pct" w:w="28%"/>
-          </w:tcPr>
-          <w:p>
-            <w:r>
-              <w:rPr>
-                <w:b w:val="false"/>
-                <w:bCs w:val="false"/>
-              </w:rPr>
-              <w:t xml:space="preserve">ui-dark-mode-toggle.test.tsx</w:t>
-            </w:r>
-          </w:p>
-        </w:tc>
-        <w:tc>
-          <w:tcPr>
-            <w:tcW w:type="pct" w:w="10%"/>
-          </w:tcPr>
-          <w:p>
-            <w:r>
-              <w:rPr>
-                <w:b w:val="false"/>
-                <w:bCs w:val="false"/>
-              </w:rPr>
-              <w:t xml:space="preserve">1</w:t>
-            </w:r>
-          </w:p>
-        </w:tc>
-        <w:tc>
-          <w:tcPr>
-            <w:tcW w:type="pct" w:w="62%"/>
-          </w:tcPr>
-          <w:p>
-            <w:r>
-              <w:rPr>
-                <w:b w:val="false"/>
-                <w:bCs w:val="false"/>
-              </w:rPr>
-              <w:t xml:space="preserve">UI004 — bật/tắt dark mode</w:t>
-            </w:r>
-          </w:p>
-        </w:tc>
-      </w:tr>
-      <w:tr>
-        <w:tc>
-          <w:tcPr>
-            <w:tcW w:type="pct" w:w="28%"/>
-          </w:tcPr>
-          <w:p>
-            <w:r>
-              <w:rPr>
-                <w:b w:val="false"/>
-                <w:bCs w:val="false"/>
-              </w:rPr>
-              <w:t xml:space="preserve">ui-responsive-overflow-shell.test.tsx</w:t>
-            </w:r>
-          </w:p>
-        </w:tc>
-        <w:tc>
-          <w:tcPr>
-            <w:tcW w:type="pct" w:w="10%"/>
-          </w:tcPr>
-          <w:p>
-            <w:r>
-              <w:rPr>
-                <w:b w:val="false"/>
-                <w:bCs w:val="false"/>
-              </w:rPr>
-              <w:t xml:space="preserve">2</w:t>
-            </w:r>
-          </w:p>
-        </w:tc>
-        <w:tc>
-          <w:tcPr>
-            <w:tcW w:type="pct" w:w="62%"/>
-          </w:tcPr>
-          <w:p>
-            <w:r>
-              <w:rPr>
-                <w:b w:val="false"/>
-                <w:bCs w:val="false"/>
-              </w:rPr>
-              <w:t xml:space="preserve">UI003/007/010/017 — proxy overflow/responsive ở mức class (xem 2.3)</w:t>
-            </w:r>
-          </w:p>
-        </w:tc>
-      </w:tr>
-      <w:tr>
-        <w:tc>
-          <w:tcPr>
-            <w:tcW w:type="pct" w:w="28%"/>
-          </w:tcPr>
-          <w:p>
-            <w:r>
-              <w:rPr>
-                <w:b w:val="false"/>
-                <w:bCs w:val="false"/>
-              </w:rPr>
-              <w:t xml:space="preserve">ui-sidebar-drawer-and-logo.test.tsx</w:t>
-            </w:r>
-          </w:p>
-        </w:tc>
-        <w:tc>
-          <w:tcPr>
-            <w:tcW w:type="pct" w:w="10%"/>
-          </w:tcPr>
-          <w:p>
-            <w:r>
-              <w:rPr>
-                <w:b w:val="false"/>
-                <w:bCs w:val="false"/>
-              </w:rPr>
-              <w:t xml:space="preserve">2</w:t>
-            </w:r>
-          </w:p>
-        </w:tc>
-        <w:tc>
-          <w:tcPr>
-            <w:tcW w:type="pct" w:w="62%"/>
-          </w:tcPr>
-          <w:p>
-            <w:r>
-              <w:rPr>
-                <w:b w:val="false"/>
-                <w:bCs w:val="false"/>
-              </w:rPr>
-              <w:t xml:space="preserve">UI012 — drawer mobile; UI018 — logo nhất quán</w:t>
-            </w:r>
-          </w:p>
-        </w:tc>
-      </w:tr>
-      <w:tr>
-        <w:tc>
-          <w:tcPr>
-            <w:tcW w:type="pct" w:w="28%"/>
-          </w:tcPr>
-          <w:p>
-            <w:r>
-              <w:rPr>
-                <w:b w:val="false"/>
-                <w:bCs w:val="false"/>
-              </w:rPr>
-              <w:t xml:space="preserve">ui-studio-interactions.test.tsx</w:t>
-            </w:r>
-          </w:p>
-        </w:tc>
-        <w:tc>
-          <w:tcPr>
-            <w:tcW w:type="pct" w:w="10%"/>
-          </w:tcPr>
-          <w:p>
-            <w:r>
-              <w:rPr>
-                <w:b w:val="false"/>
-                <w:bCs w:val="false"/>
-              </w:rPr>
-              <w:t xml:space="preserve">3</w:t>
-            </w:r>
-          </w:p>
-        </w:tc>
-        <w:tc>
-          <w:tcPr>
-            <w:tcW w:type="pct" w:w="62%"/>
-          </w:tcPr>
-          <w:p>
-            <w:r>
-              <w:rPr>
-                <w:b w:val="false"/>
-                <w:bCs w:val="false"/>
-              </w:rPr>
-              <w:t xml:space="preserve">Tương tác StudioPage: loading spinner, trạng thái nút, v.v.</w:t>
-            </w:r>
-          </w:p>
-        </w:tc>
-      </w:tr>
-      <w:tr>
-        <w:tc>
-          <w:tcPr>
-            <w:tcW w:type="pct" w:w="28%"/>
-          </w:tcPr>
-          <w:p>
-            <w:r>
-              <w:rPr>
-                <w:b w:val="false"/>
-                <w:bCs w:val="false"/>
-              </w:rPr>
-              <w:t xml:space="preserve">ui-toast-stacking.test.tsx</w:t>
-            </w:r>
-          </w:p>
-        </w:tc>
-        <w:tc>
-          <w:tcPr>
-            <w:tcW w:type="pct" w:w="10%"/>
-          </w:tcPr>
-          <w:p>
-            <w:r>
-              <w:rPr>
-                <w:b w:val="false"/>
-                <w:bCs w:val="false"/>
-              </w:rPr>
-              <w:t xml:space="preserve">2</w:t>
-            </w:r>
-          </w:p>
-        </w:tc>
-        <w:tc>
-          <w:tcPr>
-            <w:tcW w:type="pct" w:w="62%"/>
-          </w:tcPr>
-          <w:p>
-            <w:r>
-              <w:rPr>
-                <w:b w:val="false"/>
-                <w:bCs w:val="false"/>
-              </w:rPr>
-              <w:t xml:space="preserve">UI004 — toast xếp chồng và tự/thủ công đóng</w:t>
-            </w:r>
-          </w:p>
-        </w:tc>
-      </w:tr>
-      <w:tr>
-        <w:tc>
-          <w:tcPr>
-            <w:tcW w:type="pct" w:w="28%"/>
-          </w:tcPr>
-          <w:p>
-            <w:r>
-              <w:rPr>
-                <w:b w:val="false"/>
-                <w:bCs w:val="false"/>
-              </w:rPr>
-              <w:t xml:space="preserve">ui-upgrade-modal.test.tsx</w:t>
-            </w:r>
-          </w:p>
-        </w:tc>
-        <w:tc>
-          <w:tcPr>
-            <w:tcW w:type="pct" w:w="10%"/>
-          </w:tcPr>
-          <w:p>
-            <w:r>
-              <w:rPr>
-                <w:b w:val="false"/>
-                <w:bCs w:val="false"/>
-              </w:rPr>
-              <w:t xml:space="preserve">4</w:t>
-            </w:r>
-          </w:p>
-        </w:tc>
-        <w:tc>
-          <w:tcPr>
-            <w:tcW w:type="pct" w:w="62%"/>
-          </w:tcPr>
-          <w:p>
-            <w:r>
-              <w:rPr>
-                <w:b w:val="false"/>
-                <w:bCs w:val="false"/>
-              </w:rPr>
               <w:t xml:space="preserve">UI003 — modal nâng cấp gói (qua Sidebar thật) + UI013 z-index</w:t>
             </w:r>
           </w:p>
@@ -1968,6 +3244,50 @@
                 <w:bCs w:val="false"/>
               </w:rPr>
               <w:t xml:space="preserve">AUTH004 — xác thực email</w:t>
+            </w:r>
+          </w:p>
+        </w:tc>
+      </w:tr>
+      <w:tr>
+        <w:tc>
+          <w:tcPr>
+            <w:tcW w:type="pct" w:w="28%"/>
+          </w:tcPr>
+          <w:p>
+            <w:r>
+              <w:rPr>
+                <w:b w:val="false"/>
+                <w:bCs w:val="false"/>
+              </w:rPr>
+              <w:t xml:space="preserve">xp-history-section.test.tsx</w:t>
+            </w:r>
+          </w:p>
+        </w:tc>
+        <w:tc>
+          <w:tcPr>
+            <w:tcW w:type="pct" w:w="10%"/>
+          </w:tcPr>
+          <w:p>
+            <w:r>
+              <w:rPr>
+                <w:b w:val="false"/>
+                <w:bCs w:val="false"/>
+              </w:rPr>
+              <w:t xml:space="preserve">5</w:t>
+            </w:r>
+          </w:p>
+        </w:tc>
+        <w:tc>
+          <w:tcPr>
+            <w:tcW w:type="pct" w:w="62%"/>
+          </w:tcPr>
+          <w:p>
+            <w:r>
+              <w:rPr>
+                <w:b w:val="false"/>
+                <w:bCs w:val="false"/>
+              </w:rPr>
+              <w:t xml:space="preserve">Gamification — nhật ký giao dịch XP (độc lập và nhúng trong Settings)</w:t>
             </w:r>
           </w:p>
         </w:tc>

--- a/docs/qa/TestExecutionGuide.docx
+++ b/docs/qa/TestExecutionGuide.docx
@@ -497,7 +497,7 @@
         <w:jc w:val="both"/>
       </w:pPr>
       <w:r>
-        <w:t xml:space="preserve">62 file, 470 test — mỗi file gom theo 1 feature/nhóm scenario liên quan (đánh số theo đúng ID trong SU26SE102-GSU26SE52_QA_TestCases.xlsx), không theo kiểu 1-file-1-scenario. Muốn xem chi tiết từng test case (mô tả, assertion, dòng code) thì mở thẳng file tương ứng trong tests/unit/ — comment đầu file luôn ghi rõ component/service được test dựa trên ("Grounded in ...") và sheet Excel tương ứng.</w:t>
+        <w:t xml:space="preserve">62 file, 470 test — mỗi file gom theo 1 feature/nhóm chức năng liên quan, không theo kiểu 1-file-1-scenario. 53 file test giao diện được ghi thành test case chức năng trong Report5_Test_Report.xlsx (cột Note trỏ tới file và ID của test), 9 file test logic được ghi theo từng hàm trong SU26SE102-GSU26SE52_QA_TestCases.xlsx. Muốn xem chi tiết từng test case (mô tả, assertion, dòng code) thì mở thẳng file tương ứng trong tests/unit/ — comment đầu file luôn ghi rõ component/service được test dựa trên ("Grounded in ...").</w:t>
       </w:r>
     </w:p>
     <w:tbl>
@@ -3898,7 +3898,7 @@
         <w:spacing w:after="80"/>
       </w:pPr>
       <w:r>
-        <w:t xml:space="preserve">Cập nhật luôn sheet Automation Summary trong SU26SE102-GSU26SE52_QA_TestCases.xlsx (docs/qa/) — cột trạng thái + dòng Totals — để file này không bị lệch so với thực tế như đã từng xảy ra.</w:t>
+        <w:t xml:space="preserve">Sau khi chạy lại test, cập nhật luôn Report5_Test_Report.xlsx (kết quả Round 1, Test date) và SU26SE102-GSU26SE52_QA_TestCases.xlsx (Passed/Failed, Executed Date) trong docs/qa/ để hai file này không bị lệch so với thực tế như đã từng xảy ra.</w:t>
       </w:r>
     </w:p>
     <w:p>

--- a/docs/qa/TestExecutionGuide.docx
+++ b/docs/qa/TestExecutionGuide.docx
@@ -47,7 +47,7 @@
         <w:jc w:val="both"/>
       </w:pPr>
       <w:r>
-        <w:t xml:space="preserve">Dự án có hai bộ test tự động, tách riêng theo repo: bộ Vitest + React Testing Library chạy trên frontend Next.js (thư mục tests/unit/ trong repo AI_Interview_Question_Generation_RAG_LLM_FE), và bộ pytest chạy trên backend RAG_IQGS (thư mục tests/ trong repo RAG_IQGS). Cả hai đều là test thật — không phải test giả lập kết quả. Khác nhau ở cách mock: Vitest render trực tiếp component/feature (không qua toàn bộ page/App Router thật) và mock ở ranh giới service module (src/features/**/services) bằng vi.mock(...), vì FE gọi qua BFF route rồi mới ra RAG_IQGS nên không mock network layer là không thực tế; còn pytest gọi thẳng vào FastAPI app qua TestClient, không mock gì cả.</w:t>
+        <w:t xml:space="preserve">Dự án có ba bộ test tự động, tách riêng theo repo: bộ Vitest + React Testing Library chạy trên frontend Next.js (thư mục tests/unit/ trong repo AI_Interview_Question_Generation_RAG_LLM_FE), bộ pytest chạy trên RAG service (thư mục tests/ trong repo RAG_IQGS), và bộ xUnit chạy trên backend .NET (ApplicationLayer.UnitTests và WebAPI.IntegrationTests trong repo IQGS-SEP490-Backend — xem mục 4). Cả ba đều là test thật — không phải test giả lập kết quả. Khác nhau ở cách mock: Vitest render trực tiếp component/feature (không qua toàn bộ page/App Router thật) và mock ở ranh giới service module (src/features/**/services) bằng vi.mock(...), vì FE gọi qua BFF route rồi mới ra RAG_IQGS nên không mock network layer là không thực tế; còn pytest gọi thẳng vào FastAPI app qua TestClient, không mock gì cả.</w:t>
       </w:r>
     </w:p>
     <w:p>
@@ -3304,7 +3304,7 @@
         <w:spacing w:after="150" w:before="300"/>
       </w:pPr>
       <w:r>
-        <w:t xml:space="preserve">3. Backend — pytest (RAG_IQGS/tests/)</w:t>
+        <w:t xml:space="preserve">3. RAG service — pytest (RAG_IQGS/tests/)</w:t>
       </w:r>
     </w:p>
     <w:p>
@@ -3393,6 +3393,48 @@
       </w:pPr>
       <w:r>
         <w:t xml:space="preserve">Nếu không set biến này (hoặc máy không có Ollama), các test trong test_ollama_integration.py tự skip gọn gàng nhờ pytestmark = pytest.mark.skipif(...) ở đầu file — suite vẫn chạy xong bình thường, chỉ là phần cần LLM không được verify. Không cần sửa gì thêm để suite chạy được trên máy không có Ollama.</w:t>
+      </w:r>
+    </w:p>
+    <w:p>
+      <w:pPr>
+        <w:spacing w:after="160"/>
+        <w:jc w:val="both"/>
+      </w:pPr>
+      <w:r>
+        <w:t xml:space="preserve">Quan trọng — tránh làm hỏng dữ liệu thật: bộ test ingest tài liệu thật vào ChromaDB. Nếu container RAG đang chạy trên cùng máy, pytest sẽ ghi thẳng vào chroma_db/ và data_RAG/ thật của service đó. Trước khi chạy phải trỏ hai biến này sang thư mục tạm để suite chạy trên kho dữ liệu cô lập:</w:t>
+      </w:r>
+    </w:p>
+    <w:p>
+      <w:pPr>
+        <w:shd w:fill="F2F2F2" w:val="clear"/>
+        <w:spacing w:after="160" w:before="60"/>
+        <w:ind w:left="360"/>
+      </w:pPr>
+      <w:r>
+        <w:rPr>
+          <w:rFonts w:ascii="Consolas" w:cs="Consolas" w:eastAsia="Consolas" w:hAnsi="Consolas"/>
+          <w:sz w:val="20"/>
+          <w:szCs w:val="20"/>
+        </w:rPr>
+        <w:t xml:space="preserve">$env:OLLAMA_BASE_URL = "http://localhost:11434/v1"</w:t>
+        <w:br/>
+        <w:t xml:space="preserve">$env:CHROMA_PERSIST_DIR = "C:	mp
+ag-testchroma"</w:t>
+        <w:br/>
+        <w:t xml:space="preserve">$env:DATA_FOLDER = "C:	mp
+ag-testdata"</w:t>
+        <w:br/>
+        <w:t xml:space="preserve">pytest tests/ -v --junitxml=C:	mp
+ag-testpytest.xml</w:t>
+      </w:r>
+    </w:p>
+    <w:p>
+      <w:pPr>
+        <w:spacing w:after="160"/>
+        <w:jc w:val="both"/>
+      </w:pPr>
+      <w:r>
+        <w:t xml:space="preserve">Lần chạy ghi vào Report5_Test_Report.xlsx (39/39 pass, 15/09/2026) đã dùng đúng cách cô lập này; đã kiểm tra lại mtime của chroma_db/chroma.sqlite3 thật sau khi chạy để xác nhận không bị ghi đè. File --junitxml sinh ra ở đây chính là đầu vào của tham số --pytest= khi dựng lại workbook.</w:t>
       </w:r>
     </w:p>
     <w:p>
@@ -3690,7 +3732,102 @@
         <w:spacing w:after="150" w:before="300"/>
       </w:pPr>
       <w:r>
-        <w:t xml:space="preserve">4. Bảng lệnh nhanh (tra cứu nhanh khi cần chạy lại)</w:t>
+        <w:t xml:space="preserve">4. Backend .NET — xUnit (IQGS-SEP490-Backend)</w:t>
+      </w:r>
+    </w:p>
+    <w:p>
+      <w:pPr>
+        <w:spacing w:after="160"/>
+        <w:jc w:val="both"/>
+      </w:pPr>
+      <w:r>
+        <w:t xml:space="preserve">Backend .NET nằm ở repo riêng (IQGS-SEP490-Backend, solution IQGS-BE.sln) với hai test project: ApplicationLayer.UnitTests (38 test class, 232 test case — toàn bộ business rule thuần, không chạm database) và WebAPI.IntegrationTests (3 test class, 12 test).</w:t>
+      </w:r>
+    </w:p>
+    <w:p>
+      <w:pPr>
+        <w:pStyle w:val="Heading2"/>
+        <w:spacing w:after="120" w:before="240"/>
+      </w:pPr>
+      <w:r>
+        <w:t xml:space="preserve">4.1. Chạy unit test (an toàn, không cần hạ tầng)</w:t>
+      </w:r>
+    </w:p>
+    <w:p>
+      <w:pPr>
+        <w:shd w:fill="F2F2F2" w:val="clear"/>
+        <w:spacing w:after="160" w:before="60"/>
+        <w:ind w:left="360"/>
+      </w:pPr>
+      <w:r>
+        <w:rPr>
+          <w:rFonts w:ascii="Consolas" w:cs="Consolas" w:eastAsia="Consolas" w:hAnsi="Consolas"/>
+          <w:sz w:val="20"/>
+          <w:szCs w:val="20"/>
+        </w:rPr>
+        <w:t xml:space="preserve">dotnet test ApplicationLayer.UnitTests -v n</w:t>
+        <w:br/>
+        <w:t xml:space="preserve">dotnet test ApplicationLayer.UnitTests --logger "trx;LogFileName=be-unit.trx"</w:t>
+      </w:r>
+    </w:p>
+    <w:p>
+      <w:pPr>
+        <w:spacing w:after="160"/>
+        <w:jc w:val="both"/>
+      </w:pPr>
+      <w:r>
+        <w:t xml:space="preserve">Đây là bộ nên chạy khi cần chứng minh nhanh: không cần database, không cần Ollama, không gọi ra ngoài. Lần chạy ghi trong tài liệu là 232/232 pass ngày 15/09/2026. File .trx sinh ra là nguồn số liệu cho 38 function sheet BE- trong SU26SE102-GSU26SE52_QA_TestCases.xlsx.</w:t>
+      </w:r>
+    </w:p>
+    <w:p>
+      <w:pPr>
+        <w:pStyle w:val="Heading2"/>
+        <w:spacing w:after="120" w:before="240"/>
+      </w:pPr>
+      <w:r>
+        <w:t xml:space="preserve">4.2. Integration test — đọc kỹ trước khi chạy</w:t>
+      </w:r>
+    </w:p>
+    <w:p>
+      <w:pPr>
+        <w:spacing w:after="160"/>
+        <w:jc w:val="both"/>
+      </w:pPr>
+      <w:r>
+        <w:t xml:space="preserve">CẢNH BÁO: trong 12 test của WebAPI.IntegrationTests chỉ có 6 test gamification (GamificationServiceDbTests) là an toàn — chúng chạy trên một PostgreSQL 16 dùng một lần. 6 test smoke còn lại của Studio và HR KHÔNG được chạy với cấu hình mặc định: chúng trỏ vào database Azure dùng chung của nhóm, sẽ seed dữ liệu vào đó, và còn gọi thật sang RAG/LLM. Ngoài ra chúng cần thiết lập SePay mới chạy được. Đây là lý do tài liệu ghi 6/12 test đã chạy (13/09/2026), không phải 12/12.</w:t>
+      </w:r>
+    </w:p>
+    <w:p>
+      <w:pPr>
+        <w:shd w:fill="F2F2F2" w:val="clear"/>
+        <w:spacing w:after="160" w:before="60"/>
+        <w:ind w:left="360"/>
+      </w:pPr>
+      <w:r>
+        <w:rPr>
+          <w:rFonts w:ascii="Consolas" w:cs="Consolas" w:eastAsia="Consolas" w:hAnsi="Consolas"/>
+          <w:sz w:val="20"/>
+          <w:szCs w:val="20"/>
+        </w:rPr>
+        <w:t xml:space="preserve">dotnet test WebAPI.IntegrationTests --filter "FullyQualifiedName~GamificationServiceDbTests"</w:t>
+      </w:r>
+    </w:p>
+    <w:p>
+      <w:pPr>
+        <w:spacing w:after="160"/>
+        <w:jc w:val="both"/>
+      </w:pPr>
+      <w:r>
+        <w:t xml:space="preserve">Lưu ý bảo mật cần xử lý riêng: WebAPI/appsettings.json đang commit cả connection string PostgreSQL Azure kèm mật khẩu admin. Nên đổi mật khẩu đó và chuyển sang user-secrets hoặc biến môi trường, đừng dùng lại giá trị đang nằm trong repo.</w:t>
+      </w:r>
+    </w:p>
+    <w:p>
+      <w:pPr>
+        <w:pStyle w:val="Heading1"/>
+        <w:spacing w:after="150" w:before="300"/>
+      </w:pPr>
+      <w:r>
+        <w:t xml:space="preserve">5. Bảng lệnh nhanh (tra cứu nhanh khi cần chạy lại)</w:t>
       </w:r>
     </w:p>
     <w:tbl>
@@ -3873,6 +4010,72 @@
           </w:p>
         </w:tc>
       </w:tr>
+      <w:tr>
+        <w:tc>
+          <w:tcPr>
+            <w:tcW w:type="pct" w:w="45%"/>
+          </w:tcPr>
+          <w:p>
+            <w:r>
+              <w:rPr>
+                <w:b w:val="false"/>
+                <w:bCs w:val="false"/>
+              </w:rPr>
+              <w:t xml:space="preserve">Chạy unit test .NET (an toàn)</w:t>
+            </w:r>
+          </w:p>
+        </w:tc>
+        <w:tc>
+          <w:tcPr>
+            <w:tcW w:type="pct" w:w="55%"/>
+          </w:tcPr>
+          <w:p>
+            <w:r>
+              <w:rPr>
+                <w:rFonts w:ascii="Consolas" w:cs="Consolas" w:eastAsia="Consolas" w:hAnsi="Consolas"/>
+                <w:b w:val="false"/>
+                <w:bCs w:val="false"/>
+                <w:sz w:val="20"/>
+                <w:szCs w:val="20"/>
+              </w:rPr>
+              <w:t xml:space="preserve">dotnet test ApplicationLayer.UnitTests -v n</w:t>
+            </w:r>
+          </w:p>
+        </w:tc>
+      </w:tr>
+      <w:tr>
+        <w:tc>
+          <w:tcPr>
+            <w:tcW w:type="pct" w:w="45%"/>
+          </w:tcPr>
+          <w:p>
+            <w:r>
+              <w:rPr>
+                <w:b w:val="false"/>
+                <w:bCs w:val="false"/>
+              </w:rPr>
+              <w:t xml:space="preserve">Chạy integration test .NET an toàn</w:t>
+            </w:r>
+          </w:p>
+        </w:tc>
+        <w:tc>
+          <w:tcPr>
+            <w:tcW w:type="pct" w:w="55%"/>
+          </w:tcPr>
+          <w:p>
+            <w:r>
+              <w:rPr>
+                <w:rFonts w:ascii="Consolas" w:cs="Consolas" w:eastAsia="Consolas" w:hAnsi="Consolas"/>
+                <w:b w:val="false"/>
+                <w:bCs w:val="false"/>
+                <w:sz w:val="20"/>
+                <w:szCs w:val="20"/>
+              </w:rPr>
+              <w:t xml:space="preserve">dotnet test WebAPI.IntegrationTests --filter "FullyQualifiedName~GamificationServiceDbTests"</w:t>
+            </w:r>
+          </w:p>
+        </w:tc>
+      </w:tr>
     </w:tbl>
     <w:p>
       <w:pPr>
@@ -3885,7 +4088,7 @@
         <w:spacing w:after="150" w:before="300"/>
       </w:pPr>
       <w:r>
-        <w:t xml:space="preserve">5. Khi thêm test mới</w:t>
+        <w:t xml:space="preserve">6. Khi thêm test mới</w:t>
       </w:r>
     </w:p>
     <w:p>
